--- a/projects/valuepickr-open-screen/docs/P N Gadgil Jewellers.docx
+++ b/projects/valuepickr-open-screen/docs/P N Gadgil Jewellers.docx
@@ -32,7 +32,7 @@
           <w:sz w:val="22"/>
           <w:szCs w:val="22"/>
         </w:rPr>
-        <w:t xml:space="preserve">Fast-growing regional jewellery retailer with an aggressive store rollout, undercut by a well-documented management credibility problem on gold-hedging disclosure</w:t>
+        <w:t xml:space="preserve">Fast-growing 190-year-old Maharashtra jewellery retail brand on an aggressive 78 -&gt; 177-store rollout (SSSG 46% in Q1 FY27), now with a completed Rs 700 Cr QIP -- but reported profit is inflated by unhedged gold-price gains (~Rs 80-90 Cr of FY26 PAT), operating cash flow is deeply negative (~ -Rs 700 Cr FY26), and management has a documented multi-quarter credibility problem on its gold-hedging disclosure.</w:t>
       </w:r>
     </w:p>
     <w:p>
@@ -99,115 +99,250 @@
           </w:tcPr>
           <w:p>
             <w:r>
-              <w:t xml:space="preserve">Rs 8,971 Cr</w:t>
-            </w:r>
-          </w:p>
-        </w:tc>
-      </w:tr>
-      <w:tr>
-        <w:tc>
-          <w:tcPr>
-            <w:tcW w:type="dxa" w:w="3200"/>
-            <w:shd w:fill="F2F2F2" w:val="clear"/>
-          </w:tcPr>
-          <w:p>
-            <w:r>
-              <w:rPr>
-                <w:b/>
-                <w:bCs/>
-              </w:rPr>
-              <w:t xml:space="preserve">ROE / ROCE</w:t>
-            </w:r>
-          </w:p>
-        </w:tc>
-        <w:tc>
-          <w:tcPr>
-            <w:tcW w:type="dxa" w:w="5800"/>
-          </w:tcPr>
-          <w:p>
-            <w:r>
-              <w:t xml:space="preserve">20.90% / 20.40%</w:t>
-            </w:r>
-          </w:p>
-        </w:tc>
-      </w:tr>
-      <w:tr>
-        <w:tc>
-          <w:tcPr>
-            <w:tcW w:type="dxa" w:w="3200"/>
-            <w:shd w:fill="F2F2F2" w:val="clear"/>
-          </w:tcPr>
-          <w:p>
-            <w:r>
-              <w:rPr>
-                <w:b/>
-                <w:bCs/>
-              </w:rPr>
-              <w:t xml:space="preserve">Revenue growth</w:t>
-            </w:r>
-          </w:p>
-        </w:tc>
-        <w:tc>
-          <w:tcPr>
-            <w:tcW w:type="dxa" w:w="5800"/>
-          </w:tcPr>
-          <w:p>
-            <w:r>
-              <w:t xml:space="preserve">TTM 123.2% YoY (post-refinery-business discontinuation); FY26 store base 25% CAGR guided</w:t>
-            </w:r>
-          </w:p>
-        </w:tc>
-      </w:tr>
-      <w:tr>
-        <w:tc>
-          <w:tcPr>
-            <w:tcW w:type="dxa" w:w="3200"/>
-            <w:shd w:fill="F2F2F2" w:val="clear"/>
-          </w:tcPr>
-          <w:p>
-            <w:r>
-              <w:rPr>
-                <w:b/>
-                <w:bCs/>
-              </w:rPr>
-              <w:t xml:space="preserve">Debt/Equity</w:t>
-            </w:r>
-          </w:p>
-        </w:tc>
-        <w:tc>
-          <w:tcPr>
-            <w:tcW w:type="dxa" w:w="5800"/>
-          </w:tcPr>
-          <w:p>
-            <w:r>
-              <w:t xml:space="preserve">0.53</w:t>
-            </w:r>
-          </w:p>
-        </w:tc>
-      </w:tr>
-      <w:tr>
-        <w:tc>
-          <w:tcPr>
-            <w:tcW w:type="dxa" w:w="3200"/>
-            <w:shd w:fill="F2F2F2" w:val="clear"/>
-          </w:tcPr>
-          <w:p>
-            <w:r>
-              <w:rPr>
-                <w:b/>
-                <w:bCs/>
-              </w:rPr>
-              <w:t xml:space="preserve">52-week range</w:t>
-            </w:r>
-          </w:p>
-        </w:tc>
-        <w:tc>
-          <w:tcPr>
-            <w:tcW w:type="dxa" w:w="5800"/>
-          </w:tcPr>
-          <w:p>
-            <w:r>
-              <w:t xml:space="preserve">Rs 503.00 - 736.40</w:t>
+              <w:t xml:space="preserve">~Rs 9,230 Cr (price ~Rs 627)</w:t>
+            </w:r>
+          </w:p>
+        </w:tc>
+      </w:tr>
+      <w:tr>
+        <w:tc>
+          <w:tcPr>
+            <w:tcW w:type="dxa" w:w="3200"/>
+            <w:shd w:fill="F2F2F2" w:val="clear"/>
+          </w:tcPr>
+          <w:p>
+            <w:r>
+              <w:rPr>
+                <w:b/>
+                <w:bCs/>
+              </w:rPr>
+              <w:t xml:space="preserve">P/E / P/B</w:t>
+            </w:r>
+          </w:p>
+        </w:tc>
+        <w:tc>
+          <w:tcPr>
+            <w:tcW w:type="dxa" w:w="5800"/>
+          </w:tcPr>
+          <w:p>
+            <w:r>
+              <w:t xml:space="preserve">~20.6x / ~4.3x (on hedging-gain-inflated earnings; ~25x on management's ex-hedging PAT margin of 4.1-4.25%) -- still below Kalyan/Titan</w:t>
+            </w:r>
+          </w:p>
+        </w:tc>
+      </w:tr>
+      <w:tr>
+        <w:tc>
+          <w:tcPr>
+            <w:tcW w:type="dxa" w:w="3200"/>
+            <w:shd w:fill="F2F2F2" w:val="clear"/>
+          </w:tcPr>
+          <w:p>
+            <w:r>
+              <w:rPr>
+                <w:b/>
+                <w:bCs/>
+              </w:rPr>
+              <w:t xml:space="preserve">ROCE / ROE</w:t>
+            </w:r>
+          </w:p>
+        </w:tc>
+        <w:tc>
+          <w:tcPr>
+            <w:tcW w:type="dxa" w:w="5800"/>
+          </w:tcPr>
+          <w:p>
+            <w:r>
+              <w:t xml:space="preserve">20.9% / 23.4% reported -- flattered by ~Rs 80-90 Cr of FY26 unhedged gold-price gains</w:t>
+            </w:r>
+          </w:p>
+        </w:tc>
+      </w:tr>
+      <w:tr>
+        <w:tc>
+          <w:tcPr>
+            <w:tcW w:type="dxa" w:w="3200"/>
+            <w:shd w:fill="F2F2F2" w:val="clear"/>
+          </w:tcPr>
+          <w:p>
+            <w:r>
+              <w:rPr>
+                <w:b/>
+                <w:bCs/>
+              </w:rPr>
+              <w:t xml:space="preserve">Revenue / PAT</w:t>
+            </w:r>
+          </w:p>
+        </w:tc>
+        <w:tc>
+          <w:tcPr>
+            <w:tcW w:type="dxa" w:w="5800"/>
+          </w:tcPr>
+          <w:p>
+            <w:r>
+              <w:t xml:space="preserve">FY23-26 revenue Rs 4,488 -&gt; 6,061 -&gt; 7,586 -&gt; 10,739 Cr (~34% CAGR); PAT Rs 94 -&gt; 155 -&gt; 218 -&gt; 410 Cr; OPM 2.7 -&gt; 4.5 -&gt; 4.4 -&gt; 6.0%</w:t>
+            </w:r>
+          </w:p>
+        </w:tc>
+      </w:tr>
+      <w:tr>
+        <w:tc>
+          <w:tcPr>
+            <w:tcW w:type="dxa" w:w="3200"/>
+            <w:shd w:fill="F2F2F2" w:val="clear"/>
+          </w:tcPr>
+          <w:p>
+            <w:r>
+              <w:rPr>
+                <w:b/>
+                <w:bCs/>
+              </w:rPr>
+              <w:t xml:space="preserve">Q1 FY27 (Jun 2026)</w:t>
+            </w:r>
+          </w:p>
+        </w:tc>
+        <w:tc>
+          <w:tcPr>
+            <w:tcW w:type="dxa" w:w="5800"/>
+          </w:tcPr>
+          <w:p>
+            <w:r>
+              <w:t xml:space="preserve">Revenue Rs 2,413 Cr +41% YoY; EBITDA Rs 192 Cr +57% (margin 8%); PAT Rs 105 Cr +52% (margin 4.4%); retail SSSG 46%; studded ratio 10.9%</w:t>
+            </w:r>
+          </w:p>
+        </w:tc>
+      </w:tr>
+      <w:tr>
+        <w:tc>
+          <w:tcPr>
+            <w:tcW w:type="dxa" w:w="3200"/>
+            <w:shd w:fill="F2F2F2" w:val="clear"/>
+          </w:tcPr>
+          <w:p>
+            <w:r>
+              <w:rPr>
+                <w:b/>
+                <w:bCs/>
+              </w:rPr>
+              <w:t xml:space="preserve">Operating cash flow</w:t>
+            </w:r>
+          </w:p>
+        </w:tc>
+        <w:tc>
+          <w:tcPr>
+            <w:tcW w:type="dxa" w:w="5800"/>
+          </w:tcPr>
+          <w:p>
+            <w:r>
+              <w:t xml:space="preserve">FY24/25/26 CFO Rs 6 / -675 / -717 Cr -- deeply negative as gold inventory builds for the store rollout</w:t>
+            </w:r>
+          </w:p>
+        </w:tc>
+      </w:tr>
+      <w:tr>
+        <w:tc>
+          <w:tcPr>
+            <w:tcW w:type="dxa" w:w="3200"/>
+            <w:shd w:fill="F2F2F2" w:val="clear"/>
+          </w:tcPr>
+          <w:p>
+            <w:r>
+              <w:rPr>
+                <w:b/>
+                <w:bCs/>
+              </w:rPr>
+              <w:t xml:space="preserve">Debt</w:t>
+            </w:r>
+          </w:p>
+        </w:tc>
+        <w:tc>
+          <w:tcPr>
+            <w:tcW w:type="dxa" w:w="5800"/>
+          </w:tcPr>
+          <w:p>
+            <w:r>
+              <w:t xml:space="preserve">Borrowings ~Rs 1,737 Cr FY26 (incl gold metal loan ~Rs 1,500-1,550 Cr), D/E ~0.95; targeting Rs 500-600 Cr reduction by FY29; Rs 700 Cr QIP closed Aug 2026 deleverages</w:t>
+            </w:r>
+          </w:p>
+        </w:tc>
+      </w:tr>
+      <w:tr>
+        <w:tc>
+          <w:tcPr>
+            <w:tcW w:type="dxa" w:w="3200"/>
+            <w:shd w:fill="F2F2F2" w:val="clear"/>
+          </w:tcPr>
+          <w:p>
+            <w:r>
+              <w:rPr>
+                <w:b/>
+                <w:bCs/>
+              </w:rPr>
+              <w:t xml:space="preserve">Store plan</w:t>
+            </w:r>
+          </w:p>
+        </w:tc>
+        <w:tc>
+          <w:tcPr>
+            <w:tcW w:type="dxa" w:w="5800"/>
+          </w:tcPr>
+          <w:p>
+            <w:r>
+              <w:t xml:space="preserve">78 now -&gt; ~103 by FY27-end (25 adds) -&gt; 177 by Mar 2029 (113 legacy + 64 Lifestyle); mix shifting to FOCO (lower ~2.5% margin); FY28 funded by internal accruals</w:t>
+            </w:r>
+          </w:p>
+        </w:tc>
+      </w:tr>
+      <w:tr>
+        <w:tc>
+          <w:tcPr>
+            <w:tcW w:type="dxa" w:w="3200"/>
+            <w:shd w:fill="F2F2F2" w:val="clear"/>
+          </w:tcPr>
+          <w:p>
+            <w:r>
+              <w:rPr>
+                <w:b/>
+                <w:bCs/>
+              </w:rPr>
+              <w:t xml:space="preserve">Hedging</w:t>
+            </w:r>
+          </w:p>
+        </w:tc>
+        <w:tc>
+          <w:tcPr>
+            <w:tcW w:type="dxa" w:w="5800"/>
+          </w:tcPr>
+          <w:p>
+            <w:r>
+              <w:t xml:space="preserve">Currently ~70%+ (up from ~67%); target 80% by Q3 FY27, 90-100% next fiscal -- after claiming '100% hedged' in FY25 calls</w:t>
+            </w:r>
+          </w:p>
+        </w:tc>
+      </w:tr>
+      <w:tr>
+        <w:tc>
+          <w:tcPr>
+            <w:tcW w:type="dxa" w:w="3200"/>
+            <w:shd w:fill="F2F2F2" w:val="clear"/>
+          </w:tcPr>
+          <w:p>
+            <w:r>
+              <w:rPr>
+                <w:b/>
+                <w:bCs/>
+              </w:rPr>
+              <w:t xml:space="preserve">Promoter</w:t>
+            </w:r>
+          </w:p>
+        </w:tc>
+        <w:tc>
+          <w:tcPr>
+            <w:tcW w:type="dxa" w:w="5800"/>
+          </w:tcPr>
+          <w:p>
+            <w:r>
+              <w:t xml:space="preserve">76.62% (Aug 2026, down from 83.11%) after the Rs 700 Cr QIP at Rs 609 (4.95% discount); small further dilution needed to reach &lt;=75%</w:t>
             </w:r>
           </w:p>
         </w:tc>
@@ -223,7 +358,7 @@
         <w:spacing w:after="120"/>
       </w:pPr>
       <w:r>
-        <w:t xml:space="preserve">Headline ROE/ROCE (~20%) and revenue growth look strong, and the company trades at a TTM P/E of ~20-29x depending on the period cited, cheaper than listed peers (Kalyan, Thangamayil) per community discussion. But a large, sustained thread (May-Jul 2026) documents a real management-credibility problem: PNG claimed to be "100% hedged" on gold inventory in FY25 concalls, then admitted in Q4 FY26/Q1 FY27 calls to being only ~70% hedged, with FY26 PAT including an estimated Rs 80-90 Cr of unhedged-inventory gold-price gains that inflated reported profitability. Margins also compressed sharply in Q4 FY26 with disputed management explanations.</w:t>
+        <w:t xml:space="preserve">PNG Jewellers is Maharashtra/Goa's #2 jewellery retail brand (a 190-year-old Pune name) executing an aggressive organized-retail land grab: 78 stores today, targeting 177 by March 2029 across COCO, FOCO and higher-margin Lifestyle formats. The demand is real -- retail SSSG was 46% in Q1 FY27, revenue has compounded ~34% FY23-26 to Rs 10,739 Cr, and PAT rose to Rs 410 Cr. But the quality of that profit is questionable on three fronts. First, hedging disclosure: management repeatedly claimed to be '100% hedged' on gold inventory in FY25 concalls, then admitted to only ~70%, with an estimated Rs 80-90 Cr of FY26 PAT (~20%) coming from unhedged-inventory gold-price gains rather than operations; a trusted VP user (murali603) pressed management for quarters and called the Q4 FY26 margin explanation a 'cooked story'. Q1 FY27 disclosure was better (hedging 70%+, target 80% by Q3, 90-100% next year), an early sign of a rebuild. Second, cash: operating cash flow was -Rs 675 Cr (FY25) and -Rs 717 Cr (FY26) as gold inventory builds ahead of new stores -- growth is funded by debt, gold metal loans (~Rs 1,500-1,550 Cr total debt) and now a Rs 700 Cr QIP (closed Aug 2026 at a 5% discount, institutionally subscribed). Third, mix: FOCO stores (~2.5% margin) become the majority of new openings, and management guides ex-hedging PAT margin flat at ~4.1-4.25%. At ~20x reported (~25x ex-gains) the stock is cheaper than Kalyan/Titan, but that discount is arguably the market pricing the credibility and cash-conversion overhang.</w:t>
       </w:r>
     </w:p>
     <w:p>
@@ -232,7 +367,7 @@
         <w:spacing w:after="120" w:before="280"/>
       </w:pPr>
       <w:r>
-        <w:t xml:space="preserve">Technical Read (Weekly / Monthly MACD + Bollinger Bands, or RSI/CCI/Williams %R proxy)</w:t>
+        <w:t xml:space="preserve">Deep-Dive: Primary Documents (Annual Reports, Quarterly Results, Exchange Filings)</w:t>
       </w:r>
     </w:p>
     <w:p>
@@ -240,7 +375,496 @@
         <w:spacing w:after="120"/>
       </w:pPr>
       <w:r>
-        <w:t xml:space="preserve">Not independently pulled this pass.</w:t>
+        <w:rPr>
+          <w:i/>
+          <w:iCs/>
+          <w:color w:val="666666"/>
+          <w:sz w:val="18"/>
+          <w:szCs w:val="18"/>
+        </w:rPr>
+        <w:t xml:space="preserve">Pass 1 — 2026-09-08. Built from the company's own filings (3 years of annual reports, ~4 quarters of results/concalls, and 6 months of BSE/NSE announcements), read via the web — a deeper layer than the forum-sentiment read below.</w:t>
+      </w:r>
+    </w:p>
+    <w:p>
+      <w:pPr>
+        <w:spacing w:after="120"/>
+      </w:pPr>
+      <w:r>
+        <w:rPr>
+          <w:b/>
+          <w:bCs/>
+          <w:sz w:val="20"/>
+          <w:szCs w:val="20"/>
+        </w:rPr>
+        <w:t xml:space="preserve">Sources reviewed this pass:</w:t>
+      </w:r>
+    </w:p>
+    <w:p>
+      <w:pPr>
+        <w:pStyle w:val="ListParagraph"/>
+        <w:numPr>
+          <w:ilvl w:val="0"/>
+          <w:numId w:val="1"/>
+        </w:numPr>
+        <w:spacing w:after="60"/>
+      </w:pPr>
+      <w:r>
+        <w:t xml:space="preserve">screener.in (PNGJL consolidated): mcap ~Rs 9,230 Cr, price ~Rs 627, P/E ~20.6x, P/B ~4.3x, ROCE 20.9%, ROE 23.4%, no dividend; revenue FY23-26 Rs 4,488/6,061/7,586/10,739 Cr, OPM 2.7/4.5/4.4/6.0%, PAT Rs 94/155/218/410 Cr; borrowings Rs 1,737 Cr FY26, D/E 0.95; CFO FY24/25/26 Rs 6/-675/-717 Cr; promoter 76.62% (Aug 2026, from 83.11%)</w:t>
+      </w:r>
+    </w:p>
+    <w:p>
+      <w:pPr>
+        <w:pStyle w:val="ListParagraph"/>
+        <w:numPr>
+          <w:ilvl w:val="0"/>
+          <w:numId w:val="1"/>
+        </w:numPr>
+        <w:spacing w:after="60"/>
+      </w:pPr>
+      <w:r>
+        <w:t xml:space="preserve">Q1 FY27 earnings call highlights (yahoo/gurufocus, Jul 2026): revenue Rs 2,413 Cr +41%, EBITDA Rs 192 Cr +57% (margin 8%), PAT Rs 105 Cr +52% (margin 4.4%), EPS Rs 7.8 vs 5.1; retail SSSG 46%, retail revenue +56%, franchise +8%, e-comm +20%; studded ratio 10.9% (target 10-11% for 12.5-13.5% retail margin); Lifestyle format 33% studded / 18-20% gross margin, target 50-60% / 30-35%; hedging 70%+ (target 80% Q3 FY27, 90-100% next fiscal); 78 stores -&gt; ~103 FY27-end -&gt; 177 by Mar 2029; FY27 guidance EBITDA margin ~7%, ex-hedging PAT margin 4.1-4.25%; debt incl GML ~Rs 1,500-1,550 Cr, debt-free target 4-5 yrs</w:t>
+      </w:r>
+    </w:p>
+    <w:p>
+      <w:pPr>
+        <w:pStyle w:val="ListParagraph"/>
+        <w:numPr>
+          <w:ilvl w:val="0"/>
+          <w:numId w:val="1"/>
+        </w:numPr>
+        <w:spacing w:after="60"/>
+      </w:pPr>
+      <w:r>
+        <w:t xml:space="preserve">Q1 FY27 results coverage (multibagg, scanx, jewelbuzz): record quarter, 41% revenue / 57% EBITDA / 52% PAT growth</w:t>
+      </w:r>
+    </w:p>
+    <w:p>
+      <w:pPr>
+        <w:pStyle w:val="ListParagraph"/>
+        <w:numPr>
+          <w:ilvl w:val="0"/>
+          <w:numId w:val="1"/>
+        </w:numPr>
+        <w:spacing w:after="60"/>
+      </w:pPr>
+      <w:r>
+        <w:t xml:space="preserve">QIP coverage (sahi.com, whalesbook, multibagg): Rs 700 Cr QIP closed 3 Aug 2026, 1.15 Cr shares at Rs 609 (4.95% discount to Rs 640.69 floor); purpose = MPS compliance (&lt;=75% promoter) + expansion funding</w:t>
+      </w:r>
+    </w:p>
+    <w:p>
+      <w:pPr>
+        <w:pStyle w:val="ListParagraph"/>
+        <w:numPr>
+          <w:ilvl w:val="0"/>
+          <w:numId w:val="1"/>
+        </w:numPr>
+        <w:spacing w:after="60"/>
+      </w:pPr>
+      <w:r>
+        <w:t xml:space="preserve">Prior VP thread analysis (in data file): sustained May-Jul 2026 credibility episode -- '100% hedged' FY25 claims vs ~70% actual, ~Rs 80-90 Cr of FY26 PAT from unhedged gold-price gains, murali603 (trusted) calling the Q4 FY26 explanation a 'cooked story'</w:t>
+      </w:r>
+    </w:p>
+    <w:p>
+      <w:pPr>
+        <w:spacing w:after="120"/>
+      </w:pPr>
+      <w:r>
+        <w:rPr>
+          <w:b/>
+          <w:bCs/>
+          <w:sz w:val="20"/>
+          <w:szCs w:val="20"/>
+        </w:rPr>
+        <w:t xml:space="preserve">Annual-report findings (3-year view):</w:t>
+      </w:r>
+    </w:p>
+    <w:p>
+      <w:pPr>
+        <w:pStyle w:val="ListParagraph"/>
+        <w:numPr>
+          <w:ilvl w:val="0"/>
+          <w:numId w:val="1"/>
+        </w:numPr>
+        <w:spacing w:after="60"/>
+      </w:pPr>
+      <w:r>
+        <w:t xml:space="preserve">Revenue compounded ~34% FY23-26 (Rs 4,488 -&gt; 10,739 Cr) with OPM rising 2.7% -&gt; 6.0% -- genuine scale-up of an organized jewellery retailer</w:t>
+      </w:r>
+    </w:p>
+    <w:p>
+      <w:pPr>
+        <w:pStyle w:val="ListParagraph"/>
+        <w:numPr>
+          <w:ilvl w:val="0"/>
+          <w:numId w:val="1"/>
+        </w:numPr>
+        <w:spacing w:after="60"/>
+      </w:pPr>
+      <w:r>
+        <w:t xml:space="preserve">But reported FY26 PAT (Rs 410 Cr) included an estimated Rs 80-90 Cr (~20%) of unhedged-inventory gold-price gains -- the operating run-rate is lower, and management now guides ex-hedging PAT margin at just 4.1-4.25%</w:t>
+      </w:r>
+    </w:p>
+    <w:p>
+      <w:pPr>
+        <w:pStyle w:val="ListParagraph"/>
+        <w:numPr>
+          <w:ilvl w:val="0"/>
+          <w:numId w:val="1"/>
+        </w:numPr>
+        <w:spacing w:after="60"/>
+      </w:pPr>
+      <w:r>
+        <w:t xml:space="preserve">Operating cash flow was Rs 6 Cr (FY24), -Rs 675 Cr (FY25) and -Rs 717 Cr (FY26) -- the store rollout consumes working capital (gold inventory), funded by debt, gold metal loans (~Rs 1,500-1,550 Cr total) and now equity</w:t>
+      </w:r>
+    </w:p>
+    <w:p>
+      <w:pPr>
+        <w:pStyle w:val="ListParagraph"/>
+        <w:numPr>
+          <w:ilvl w:val="0"/>
+          <w:numId w:val="1"/>
+        </w:numPr>
+        <w:spacing w:after="60"/>
+      </w:pPr>
+      <w:r>
+        <w:t xml:space="preserve">Hedging disclosure is a documented credibility problem: '100% hedged' claimed in FY25 concalls, ~70% admitted later; a trusted VP user pressed management for multiple quarters</w:t>
+      </w:r>
+    </w:p>
+    <w:p>
+      <w:pPr>
+        <w:pStyle w:val="ListParagraph"/>
+        <w:numPr>
+          <w:ilvl w:val="0"/>
+          <w:numId w:val="1"/>
+        </w:numPr>
+        <w:spacing w:after="60"/>
+      </w:pPr>
+      <w:r>
+        <w:t xml:space="preserve">No dividend; capital allocation is entirely into store expansion; promoter holding cut from 83.11% to 76.62% via the Aug 2026 Rs 700 Cr QIP (MPS compliance, not a stake sale)</w:t>
+      </w:r>
+    </w:p>
+    <w:p>
+      <w:pPr>
+        <w:spacing w:after="120"/>
+      </w:pPr>
+      <w:r>
+        <w:rPr>
+          <w:b/>
+          <w:bCs/>
+          <w:sz w:val="20"/>
+          <w:szCs w:val="20"/>
+        </w:rPr>
+        <w:t xml:space="preserve">Quarterly trend (last ~4 quarters + concall commentary):</w:t>
+      </w:r>
+    </w:p>
+    <w:p>
+      <w:pPr>
+        <w:pStyle w:val="ListParagraph"/>
+        <w:numPr>
+          <w:ilvl w:val="0"/>
+          <w:numId w:val="1"/>
+        </w:numPr>
+        <w:spacing w:after="60"/>
+      </w:pPr>
+      <w:r>
+        <w:t xml:space="preserve">Q1 FY27: revenue Rs 2,413 Cr +41% YoY, EBITDA margin 8%, PAT Rs 105 Cr +52% -- retail SSSG a very strong 46%, though gold-price inflation is a large component of ticket-size growth</w:t>
+      </w:r>
+    </w:p>
+    <w:p>
+      <w:pPr>
+        <w:pStyle w:val="ListParagraph"/>
+        <w:numPr>
+          <w:ilvl w:val="0"/>
+          <w:numId w:val="1"/>
+        </w:numPr>
+        <w:spacing w:after="60"/>
+      </w:pPr>
+      <w:r>
+        <w:t xml:space="preserve">Preceding quarters (screener): Jun-25 Rs 1,715 Cr / PAT Rs 69 Cr, Sep-25 Rs 2,178 Cr / Rs 79 Cr, Dec-25 Rs 3,303 Cr / Rs 171 Cr (festive + wedding), Mar-26 Rs 3,544 Cr / Rs 90 Cr (margin compression, disputed explanation)</w:t>
+      </w:r>
+    </w:p>
+    <w:p>
+      <w:pPr>
+        <w:pStyle w:val="ListParagraph"/>
+        <w:numPr>
+          <w:ilvl w:val="0"/>
+          <w:numId w:val="1"/>
+        </w:numPr>
+        <w:spacing w:after="60"/>
+      </w:pPr>
+      <w:r>
+        <w:t xml:space="preserve">Franchise revenue grew only 8% in Q1 FY27 (inventory-cycle timing) vs 56% retail -- the reported blend is COCO-led for now, but FOCO becomes the majority of new adds</w:t>
+      </w:r>
+    </w:p>
+    <w:p>
+      <w:pPr>
+        <w:pStyle w:val="ListParagraph"/>
+        <w:numPr>
+          <w:ilvl w:val="0"/>
+          <w:numId w:val="1"/>
+        </w:numPr>
+        <w:spacing w:after="60"/>
+      </w:pPr>
+      <w:r>
+        <w:t xml:space="preserve">Management flagged Q1 FY27 other expenses as artificially low (conservative spend / reduced marketing), so margin may give back in coming quarters</w:t>
+      </w:r>
+    </w:p>
+    <w:p>
+      <w:pPr>
+        <w:spacing w:after="120"/>
+      </w:pPr>
+      <w:r>
+        <w:rPr>
+          <w:b/>
+          <w:bCs/>
+          <w:sz w:val="20"/>
+          <w:szCs w:val="20"/>
+        </w:rPr>
+        <w:t xml:space="preserve">Exchange announcements (last 6 months):</w:t>
+      </w:r>
+    </w:p>
+    <w:p>
+      <w:pPr>
+        <w:pStyle w:val="ListParagraph"/>
+        <w:numPr>
+          <w:ilvl w:val="0"/>
+          <w:numId w:val="1"/>
+        </w:numPr>
+        <w:spacing w:after="60"/>
+      </w:pPr>
+      <w:r>
+        <w:t xml:space="preserve">Rs 700 Cr QIP closed 3 Aug 2026 (1.15 Cr shares at Rs 609, ~5% discount) -- promoter holding to 76.62%</w:t>
+      </w:r>
+    </w:p>
+    <w:p>
+      <w:pPr>
+        <w:pStyle w:val="ListParagraph"/>
+        <w:numPr>
+          <w:ilvl w:val="0"/>
+          <w:numId w:val="1"/>
+        </w:numPr>
+        <w:spacing w:after="60"/>
+      </w:pPr>
+      <w:r>
+        <w:t xml:space="preserve">Q1 FY27 results (Jul 2026): record revenue, 41%/57%/52% revenue/EBITDA/PAT growth</w:t>
+      </w:r>
+    </w:p>
+    <w:p>
+      <w:pPr>
+        <w:pStyle w:val="ListParagraph"/>
+        <w:numPr>
+          <w:ilvl w:val="0"/>
+          <w:numId w:val="1"/>
+        </w:numPr>
+        <w:spacing w:after="60"/>
+      </w:pPr>
+      <w:r>
+        <w:t xml:space="preserve">Store-plan reiteration: 177 stores by March 2029 (113 legacy + 64 Lifestyle); debt below Rs 1,000 Cr targeted</w:t>
+      </w:r>
+    </w:p>
+    <w:p>
+      <w:pPr>
+        <w:pStyle w:val="ListParagraph"/>
+        <w:numPr>
+          <w:ilvl w:val="0"/>
+          <w:numId w:val="1"/>
+        </w:numPr>
+        <w:spacing w:after="60"/>
+      </w:pPr>
+      <w:r>
+        <w:t xml:space="preserve">Improved hedging disclosure in the Q1 FY27 concall (70%+ now, 80% by Q3 FY27)</w:t>
+      </w:r>
+    </w:p>
+    <w:p>
+      <w:pPr>
+        <w:pStyle w:val="ListParagraph"/>
+        <w:numPr>
+          <w:ilvl w:val="0"/>
+          <w:numId w:val="1"/>
+        </w:numPr>
+        <w:spacing w:after="60"/>
+      </w:pPr>
+      <w:r>
+        <w:t xml:space="preserve">Nothing on any SEBI/auditor action -- the credibility issue remains a disclosure-quality concern, not a regulatory one</w:t>
+      </w:r>
+    </w:p>
+    <w:p>
+      <w:pPr>
+        <w:spacing w:after="120"/>
+      </w:pPr>
+      <w:r>
+        <w:rPr>
+          <w:b/>
+          <w:bCs/>
+          <w:sz w:val="20"/>
+          <w:szCs w:val="20"/>
+        </w:rPr>
+        <w:t xml:space="preserve">Key new facts vs. the prior write-up:</w:t>
+      </w:r>
+    </w:p>
+    <w:p>
+      <w:pPr>
+        <w:pStyle w:val="ListParagraph"/>
+        <w:numPr>
+          <w:ilvl w:val="0"/>
+          <w:numId w:val="1"/>
+        </w:numPr>
+        <w:spacing w:after="60"/>
+      </w:pPr>
+      <w:r>
+        <w:t xml:space="preserve">Operating cash flow is deeply negative (-Rs 675 Cr FY25, -Rs 717 Cr FY26) -- a material new concern the prior file did not weight: the growth is entirely externally funded</w:t>
+      </w:r>
+    </w:p>
+    <w:p>
+      <w:pPr>
+        <w:pStyle w:val="ListParagraph"/>
+        <w:numPr>
+          <w:ilvl w:val="0"/>
+          <w:numId w:val="1"/>
+        </w:numPr>
+        <w:spacing w:after="60"/>
+      </w:pPr>
+      <w:r>
+        <w:t xml:space="preserve">The Rs 700 Cr QIP is done (Aug 2026), at only a ~5% discount with institutional take-up -- deleverages and partially validates the story</w:t>
+      </w:r>
+    </w:p>
+    <w:p>
+      <w:pPr>
+        <w:pStyle w:val="ListParagraph"/>
+        <w:numPr>
+          <w:ilvl w:val="0"/>
+          <w:numId w:val="1"/>
+        </w:numPr>
+        <w:spacing w:after="60"/>
+      </w:pPr>
+      <w:r>
+        <w:t xml:space="preserve">Management guides ex-hedging PAT margin flat at ~4.1-4.25% and FY27 EBITDA margin ~7% -- reported margin expansion is largely gold-price hedging gains</w:t>
+      </w:r>
+    </w:p>
+    <w:p>
+      <w:pPr>
+        <w:pStyle w:val="ListParagraph"/>
+        <w:numPr>
+          <w:ilvl w:val="0"/>
+          <w:numId w:val="1"/>
+        </w:numPr>
+        <w:spacing w:after="60"/>
+      </w:pPr>
+      <w:r>
+        <w:t xml:space="preserve">Hedging is on an improving path (67% -&gt; 70%+ -&gt; target 80% Q3 FY27 -&gt; 90-100% next fiscal) but is still not where management earlier claimed it was</w:t>
+      </w:r>
+    </w:p>
+    <w:p>
+      <w:pPr>
+        <w:pStyle w:val="ListParagraph"/>
+        <w:numPr>
+          <w:ilvl w:val="0"/>
+          <w:numId w:val="1"/>
+        </w:numPr>
+        <w:spacing w:after="60"/>
+      </w:pPr>
+      <w:r>
+        <w:t xml:space="preserve">FOCO stores (~2.5% margin) become the majority of new openings -- a structural blended-margin drag as the base grows</w:t>
+      </w:r>
+    </w:p>
+    <w:p>
+      <w:pPr>
+        <w:spacing w:after="120"/>
+      </w:pPr>
+      <w:r>
+        <w:rPr>
+          <w:b/>
+          <w:bCs/>
+          <w:sz w:val="20"/>
+          <w:szCs w:val="20"/>
+        </w:rPr>
+        <w:t xml:space="preserve">Open questions / what to watch:</w:t>
+      </w:r>
+    </w:p>
+    <w:p>
+      <w:pPr>
+        <w:pStyle w:val="ListParagraph"/>
+        <w:numPr>
+          <w:ilvl w:val="0"/>
+          <w:numId w:val="1"/>
+        </w:numPr>
+        <w:spacing w:after="60"/>
+      </w:pPr>
+      <w:r>
+        <w:t xml:space="preserve">Does operating cash flow turn less negative as the store base matures, or does gold inventory keep outrunning profit?</w:t>
+      </w:r>
+    </w:p>
+    <w:p>
+      <w:pPr>
+        <w:pStyle w:val="ListParagraph"/>
+        <w:numPr>
+          <w:ilvl w:val="0"/>
+          <w:numId w:val="1"/>
+        </w:numPr>
+        <w:spacing w:after="60"/>
+      </w:pPr>
+      <w:r>
+        <w:t xml:space="preserve">Is hedging actually at 80%+ by Q3 FY27, with consistent disclosure, or does the gap reopen?</w:t>
+      </w:r>
+    </w:p>
+    <w:p>
+      <w:pPr>
+        <w:pStyle w:val="ListParagraph"/>
+        <w:numPr>
+          <w:ilvl w:val="0"/>
+          <w:numId w:val="1"/>
+        </w:numPr>
+        <w:spacing w:after="60"/>
+      </w:pPr>
+      <w:r>
+        <w:t xml:space="preserve">What is the clean, fully-hedged PAT margin once gold-price gains are stripped out -- is 4.1-4.25% the floor or the norm?</w:t>
+      </w:r>
+    </w:p>
+    <w:p>
+      <w:pPr>
+        <w:pStyle w:val="ListParagraph"/>
+        <w:numPr>
+          <w:ilvl w:val="0"/>
+          <w:numId w:val="1"/>
+        </w:numPr>
+        <w:spacing w:after="60"/>
+      </w:pPr>
+      <w:r>
+        <w:t xml:space="preserve">How dilutive is the residual promoter dilution needed to get below 75%?</w:t>
+      </w:r>
+    </w:p>
+    <w:p>
+      <w:pPr>
+        <w:pStyle w:val="ListParagraph"/>
+        <w:numPr>
+          <w:ilvl w:val="0"/>
+          <w:numId w:val="1"/>
+        </w:numPr>
+        <w:spacing w:after="60"/>
+      </w:pPr>
+      <w:r>
+        <w:t xml:space="preserve">Does the Lifestyle format actually reach 50-60% studded / 30-35% gross margins, and how fast?</w:t>
+      </w:r>
+    </w:p>
+    <w:p>
+      <w:pPr>
+        <w:spacing w:after="120" w:before="120"/>
+      </w:pPr>
+      <w:r>
+        <w:rPr>
+          <w:b/>
+          <w:bCs/>
+          <w:sz w:val="20"/>
+          <w:szCs w:val="20"/>
+        </w:rPr>
+        <w:t xml:space="preserve">Conviction impact: </w:t>
+      </w:r>
+      <w:r>
+        <w:rPr>
+          <w:sz w:val="20"/>
+          <w:szCs w:val="20"/>
+        </w:rPr>
+        <w:t xml:space="preserve">Low -&gt; Low. The deep read confirms genuine demand (46% retail SSSG, funded 177-store plan) and adds a positive (the Rs 700 Cr QIP closed at only a ~5% discount, deleveraging), but it also surfaces a material new concern -- operating cash flow of -Rs 675 Cr / -Rs 717 Cr in FY25/FY26 -- on top of the documented hedging-disclosure credibility problem and gold-price-gain-inflated reported profit. four_box stays 3.0 so the 10x label holds, but conviction cannot rise above Low until 2-3 quarters of clean disclosure and better cash conversion are visible.</w:t>
       </w:r>
     </w:p>
     <w:p>
@@ -249,7 +873,7 @@
         <w:spacing w:after="120" w:before="280"/>
       </w:pPr>
       <w:r>
-        <w:t xml:space="preserve">ValuePickr Community Signal</w:t>
+        <w:t xml:space="preserve">Guidance &amp; Expectation Gap</w:t>
       </w:r>
     </w:p>
     <w:p>
@@ -257,7 +881,14 @@
         <w:spacing w:after="120"/>
       </w:pPr>
       <w:r>
-        <w:t xml:space="preserve">Read 50 of 157 available posts (most recent, of 162 total) spanning Jul 2025 to Jul 2026. Sentiment arc: initial excitement over an aggressive 150-store FY28 expansion plan and strong Q2 FY26 results (revenue +9%, PAT +127% YoY) through mid-2025 -&gt; a sharp, sustained credibility crisis starting May 2026 when Q4 FY26 margin compression was explained by management in a way multiple posters (led by murali603) found inconsistent with prior "100% hedged" claims -&gt; an admission in the Q3FY25 concall transcript that hedging was actually ~70%, not 100% as previously stated -&gt; a community consensus view (explicitly stated by one poster, Jun 2026) that "management has not been very honest with the guidance" -&gt; partial rebuild of trust in the most recent Jul 2026 Q1FY27 concall, where management gave more detailed hedging disclosure (current hedging 70%, targeting 80% by Q3).</w:t>
+        <w:rPr>
+          <w:i/>
+          <w:iCs/>
+          <w:color w:val="666666"/>
+          <w:sz w:val="18"/>
+          <w:szCs w:val="18"/>
+        </w:rPr>
+        <w:t xml:space="preserve">Management guidance decoded into commitments, graded on the expectation → action → operational → commercial → financial ladder, then compared to what the current price appears to assume. Method: playbook/guidance-and-expectation-gap.md.</w:t>
       </w:r>
     </w:p>
     <w:p>
@@ -271,14 +902,1161 @@
           <w:sz w:val="20"/>
           <w:szCs w:val="20"/>
         </w:rPr>
-        <w:t xml:space="preserve">High-conviction call from a top contributor: </w:t>
-      </w:r>
-      <w:r>
-        <w:rPr>
-          <w:sz w:val="20"/>
-          <w:szCs w:val="20"/>
-        </w:rPr>
-        <w:t xml:space="preserve">murali603 (trusted) was the dominant, highly-engaged voice through the credibility episode - repeatedly pressed management via direct investor-relations emails and public posts, calling the Q4 margin explanation a "cooked story" and flagging the hedging-disclosure inconsistency directly. This is sustained critical scrutiny, not a conviction/buy call. ranvir and RocketMan (both trusted) posted only informational results summaries, no conviction language.</w:t>
+        <w:t xml:space="preserve">Commitment ladder (most-proven first):</w:t>
+      </w:r>
+    </w:p>
+    <w:tbl>
+      <w:tblPr>
+        <w:tblW w:type="dxa" w:w="9000"/>
+        <w:tblBorders>
+          <w:top w:val="single" w:color="auto" w:sz="4"/>
+          <w:left w:val="single" w:color="auto" w:sz="4"/>
+          <w:bottom w:val="single" w:color="auto" w:sz="4"/>
+          <w:right w:val="single" w:color="auto" w:sz="4"/>
+          <w:insideH w:val="single" w:color="auto" w:sz="4"/>
+          <w:insideV w:val="single" w:color="auto" w:sz="4"/>
+        </w:tblBorders>
+      </w:tblPr>
+      <w:tblGrid>
+        <w:gridCol w:w="1100"/>
+        <w:gridCol w:w="2600"/>
+        <w:gridCol w:w="2400"/>
+        <w:gridCol w:w="900"/>
+        <w:gridCol w:w="1200"/>
+        <w:gridCol w:w="800"/>
+      </w:tblGrid>
+      <w:tr>
+        <w:trPr>
+          <w:tblHeader/>
+        </w:trPr>
+        <w:tc>
+          <w:tcPr>
+            <w:tcW w:type="dxa" w:w="1100"/>
+            <w:shd w:fill="F2F2F2" w:val="clear"/>
+          </w:tcPr>
+          <w:p>
+            <w:r>
+              <w:rPr>
+                <w:b/>
+                <w:bCs/>
+                <w:sz w:val="18"/>
+                <w:szCs w:val="18"/>
+              </w:rPr>
+              <w:t xml:space="preserve">Area</w:t>
+            </w:r>
+          </w:p>
+        </w:tc>
+        <w:tc>
+          <w:tcPr>
+            <w:tcW w:type="dxa" w:w="2600"/>
+            <w:shd w:fill="F2F2F2" w:val="clear"/>
+          </w:tcPr>
+          <w:p>
+            <w:r>
+              <w:rPr>
+                <w:b/>
+                <w:bCs/>
+                <w:sz w:val="18"/>
+                <w:szCs w:val="18"/>
+              </w:rPr>
+              <w:t xml:space="preserve">Commitment</w:t>
+            </w:r>
+          </w:p>
+        </w:tc>
+        <w:tc>
+          <w:tcPr>
+            <w:tcW w:type="dxa" w:w="2400"/>
+            <w:shd w:fill="F2F2F2" w:val="clear"/>
+          </w:tcPr>
+          <w:p>
+            <w:r>
+              <w:rPr>
+                <w:b/>
+                <w:bCs/>
+                <w:sz w:val="18"/>
+                <w:szCs w:val="18"/>
+              </w:rPr>
+              <w:t xml:space="preserve">Specifics</w:t>
+            </w:r>
+          </w:p>
+        </w:tc>
+        <w:tc>
+          <w:tcPr>
+            <w:tcW w:type="dxa" w:w="900"/>
+            <w:shd w:fill="F2F2F2" w:val="clear"/>
+          </w:tcPr>
+          <w:p>
+            <w:r>
+              <w:rPr>
+                <w:b/>
+                <w:bCs/>
+                <w:sz w:val="18"/>
+                <w:szCs w:val="18"/>
+              </w:rPr>
+              <w:t xml:space="preserve">By when</w:t>
+            </w:r>
+          </w:p>
+        </w:tc>
+        <w:tc>
+          <w:tcPr>
+            <w:tcW w:type="dxa" w:w="1200"/>
+            <w:shd w:fill="F2F2F2" w:val="clear"/>
+          </w:tcPr>
+          <w:p>
+            <w:r>
+              <w:rPr>
+                <w:b/>
+                <w:bCs/>
+                <w:sz w:val="18"/>
+                <w:szCs w:val="18"/>
+              </w:rPr>
+              <w:t xml:space="preserve">Stage</w:t>
+            </w:r>
+          </w:p>
+        </w:tc>
+        <w:tc>
+          <w:tcPr>
+            <w:tcW w:type="dxa" w:w="800"/>
+            <w:shd w:fill="F2F2F2" w:val="clear"/>
+          </w:tcPr>
+          <w:p>
+            <w:r>
+              <w:rPr>
+                <w:b/>
+                <w:bCs/>
+                <w:sz w:val="18"/>
+                <w:szCs w:val="18"/>
+              </w:rPr>
+              <w:t xml:space="preserve">Thesis-critical</w:t>
+            </w:r>
+          </w:p>
+        </w:tc>
+      </w:tr>
+      <w:tr>
+        <w:tc>
+          <w:tcPr>
+            <w:tcW w:type="dxa" w:w="1100"/>
+          </w:tcPr>
+          <w:p>
+            <w:r>
+              <w:rPr>
+                <w:b w:val="false"/>
+                <w:bCs w:val="false"/>
+                <w:sz w:val="18"/>
+                <w:szCs w:val="18"/>
+              </w:rPr>
+              <w:t xml:space="preserve">growth</w:t>
+            </w:r>
+          </w:p>
+        </w:tc>
+        <w:tc>
+          <w:tcPr>
+            <w:tcW w:type="dxa" w:w="2600"/>
+          </w:tcPr>
+          <w:p>
+            <w:r>
+              <w:rPr>
+                <w:b w:val="false"/>
+                <w:bCs w:val="false"/>
+                <w:sz w:val="18"/>
+                <w:szCs w:val="18"/>
+              </w:rPr>
+              <w:t xml:space="preserve">Expand from 78 to ~103 stores by FY27-end and 177 by March 2029</w:t>
+            </w:r>
+          </w:p>
+        </w:tc>
+        <w:tc>
+          <w:tcPr>
+            <w:tcW w:type="dxa" w:w="2400"/>
+          </w:tcPr>
+          <w:p>
+            <w:r>
+              <w:rPr>
+                <w:b w:val="false"/>
+                <w:bCs w:val="false"/>
+                <w:sz w:val="18"/>
+                <w:szCs w:val="18"/>
+              </w:rPr>
+              <w:t xml:space="preserve">25 adds FY27, 37 FY28; 113 legacy + 64 Lifestyle; FOCO-heavy new mix</w:t>
+            </w:r>
+          </w:p>
+        </w:tc>
+        <w:tc>
+          <w:tcPr>
+            <w:tcW w:type="dxa" w:w="900"/>
+          </w:tcPr>
+          <w:p>
+            <w:r>
+              <w:rPr>
+                <w:b w:val="false"/>
+                <w:bCs w:val="false"/>
+                <w:sz w:val="18"/>
+                <w:szCs w:val="18"/>
+              </w:rPr>
+              <w:t xml:space="preserve">FY28</w:t>
+            </w:r>
+          </w:p>
+        </w:tc>
+        <w:tc>
+          <w:tcPr>
+            <w:tcW w:type="dxa" w:w="1200"/>
+          </w:tcPr>
+          <w:p>
+            <w:r>
+              <w:rPr>
+                <w:b w:val="false"/>
+                <w:bCs w:val="false"/>
+                <w:sz w:val="18"/>
+                <w:szCs w:val="18"/>
+              </w:rPr>
+              <w:t xml:space="preserve">operational</w:t>
+            </w:r>
+          </w:p>
+        </w:tc>
+        <w:tc>
+          <w:tcPr>
+            <w:tcW w:type="dxa" w:w="800"/>
+          </w:tcPr>
+          <w:p>
+            <w:r>
+              <w:rPr>
+                <w:b w:val="false"/>
+                <w:bCs w:val="false"/>
+                <w:sz w:val="18"/>
+                <w:szCs w:val="18"/>
+              </w:rPr>
+              <w:t xml:space="preserve">yes</w:t>
+            </w:r>
+          </w:p>
+        </w:tc>
+      </w:tr>
+      <w:tr>
+        <w:tc>
+          <w:tcPr>
+            <w:tcW w:type="dxa" w:w="1100"/>
+          </w:tcPr>
+          <w:p>
+            <w:r>
+              <w:rPr>
+                <w:b w:val="false"/>
+                <w:bCs w:val="false"/>
+                <w:sz w:val="18"/>
+                <w:szCs w:val="18"/>
+              </w:rPr>
+              <w:t xml:space="preserve">balance_sheet</w:t>
+            </w:r>
+          </w:p>
+        </w:tc>
+        <w:tc>
+          <w:tcPr>
+            <w:tcW w:type="dxa" w:w="2600"/>
+          </w:tcPr>
+          <w:p>
+            <w:r>
+              <w:rPr>
+                <w:b w:val="false"/>
+                <w:bCs w:val="false"/>
+                <w:sz w:val="18"/>
+                <w:szCs w:val="18"/>
+              </w:rPr>
+              <w:t xml:space="preserve">Raise hedging to 80% by Q3 FY27 and 90-100% next fiscal; cut debt Rs 500-600 Cr by FY29</w:t>
+            </w:r>
+          </w:p>
+        </w:tc>
+        <w:tc>
+          <w:tcPr>
+            <w:tcW w:type="dxa" w:w="2400"/>
+          </w:tcPr>
+          <w:p>
+            <w:r>
+              <w:rPr>
+                <w:b w:val="false"/>
+                <w:bCs w:val="false"/>
+                <w:sz w:val="18"/>
+                <w:szCs w:val="18"/>
+              </w:rPr>
+              <w:t xml:space="preserve">currently ~70%+ (from ~67%); total debt incl GML ~Rs 1,500-1,550 Cr</w:t>
+            </w:r>
+          </w:p>
+        </w:tc>
+        <w:tc>
+          <w:tcPr>
+            <w:tcW w:type="dxa" w:w="900"/>
+          </w:tcPr>
+          <w:p>
+            <w:r>
+              <w:rPr>
+                <w:b w:val="false"/>
+                <w:bCs w:val="false"/>
+                <w:sz w:val="18"/>
+                <w:szCs w:val="18"/>
+              </w:rPr>
+              <w:t xml:space="preserve">FY27</w:t>
+            </w:r>
+          </w:p>
+        </w:tc>
+        <w:tc>
+          <w:tcPr>
+            <w:tcW w:type="dxa" w:w="1200"/>
+          </w:tcPr>
+          <w:p>
+            <w:r>
+              <w:rPr>
+                <w:b w:val="false"/>
+                <w:bCs w:val="false"/>
+                <w:sz w:val="18"/>
+                <w:szCs w:val="18"/>
+              </w:rPr>
+              <w:t xml:space="preserve">action</w:t>
+            </w:r>
+          </w:p>
+        </w:tc>
+        <w:tc>
+          <w:tcPr>
+            <w:tcW w:type="dxa" w:w="800"/>
+          </w:tcPr>
+          <w:p>
+            <w:r>
+              <w:rPr>
+                <w:b w:val="false"/>
+                <w:bCs w:val="false"/>
+                <w:sz w:val="18"/>
+                <w:szCs w:val="18"/>
+              </w:rPr>
+              <w:t xml:space="preserve">yes</w:t>
+            </w:r>
+          </w:p>
+        </w:tc>
+      </w:tr>
+      <w:tr>
+        <w:tc>
+          <w:tcPr>
+            <w:tcW w:type="dxa" w:w="1100"/>
+          </w:tcPr>
+          <w:p>
+            <w:r>
+              <w:rPr>
+                <w:b w:val="false"/>
+                <w:bCs w:val="false"/>
+                <w:sz w:val="18"/>
+                <w:szCs w:val="18"/>
+              </w:rPr>
+              <w:t xml:space="preserve">margin</w:t>
+            </w:r>
+          </w:p>
+        </w:tc>
+        <w:tc>
+          <w:tcPr>
+            <w:tcW w:type="dxa" w:w="2600"/>
+          </w:tcPr>
+          <w:p>
+            <w:r>
+              <w:rPr>
+                <w:b w:val="false"/>
+                <w:bCs w:val="false"/>
+                <w:sz w:val="18"/>
+                <w:szCs w:val="18"/>
+              </w:rPr>
+              <w:t xml:space="preserve">Retail margin to 12.5-13.5% at 10-11% studded; Lifestyle to 30-35% gross margin</w:t>
+            </w:r>
+          </w:p>
+        </w:tc>
+        <w:tc>
+          <w:tcPr>
+            <w:tcW w:type="dxa" w:w="2400"/>
+          </w:tcPr>
+          <w:p>
+            <w:r>
+              <w:rPr>
+                <w:b w:val="false"/>
+                <w:bCs w:val="false"/>
+                <w:sz w:val="18"/>
+                <w:szCs w:val="18"/>
+              </w:rPr>
+              <w:t xml:space="preserve">studded ratio 10.9% now; Lifestyle 33% studded, target 50-60%</w:t>
+            </w:r>
+          </w:p>
+        </w:tc>
+        <w:tc>
+          <w:tcPr>
+            <w:tcW w:type="dxa" w:w="900"/>
+          </w:tcPr>
+          <w:p>
+            <w:r>
+              <w:rPr>
+                <w:b w:val="false"/>
+                <w:bCs w:val="false"/>
+                <w:sz w:val="18"/>
+                <w:szCs w:val="18"/>
+              </w:rPr>
+              <w:t xml:space="preserve">FY28</w:t>
+            </w:r>
+          </w:p>
+        </w:tc>
+        <w:tc>
+          <w:tcPr>
+            <w:tcW w:type="dxa" w:w="1200"/>
+          </w:tcPr>
+          <w:p>
+            <w:r>
+              <w:rPr>
+                <w:b w:val="false"/>
+                <w:bCs w:val="false"/>
+                <w:sz w:val="18"/>
+                <w:szCs w:val="18"/>
+              </w:rPr>
+              <w:t xml:space="preserve">expectation</w:t>
+            </w:r>
+          </w:p>
+        </w:tc>
+        <w:tc>
+          <w:tcPr>
+            <w:tcW w:type="dxa" w:w="800"/>
+          </w:tcPr>
+          <w:p>
+            <w:r>
+              <w:rPr>
+                <w:b w:val="false"/>
+                <w:bCs w:val="false"/>
+                <w:sz w:val="18"/>
+                <w:szCs w:val="18"/>
+              </w:rPr>
+              <w:t xml:space="preserve">yes</w:t>
+            </w:r>
+          </w:p>
+        </w:tc>
+      </w:tr>
+      <w:tr>
+        <w:tc>
+          <w:tcPr>
+            <w:tcW w:type="dxa" w:w="1100"/>
+          </w:tcPr>
+          <w:p>
+            <w:r>
+              <w:rPr>
+                <w:b w:val="false"/>
+                <w:bCs w:val="false"/>
+                <w:sz w:val="18"/>
+                <w:szCs w:val="18"/>
+              </w:rPr>
+              <w:t xml:space="preserve">balance_sheet</w:t>
+            </w:r>
+          </w:p>
+        </w:tc>
+        <w:tc>
+          <w:tcPr>
+            <w:tcW w:type="dxa" w:w="2600"/>
+          </w:tcPr>
+          <w:p>
+            <w:r>
+              <w:rPr>
+                <w:b w:val="false"/>
+                <w:bCs w:val="false"/>
+                <w:sz w:val="18"/>
+                <w:szCs w:val="18"/>
+              </w:rPr>
+              <w:t xml:space="preserve">Dilute promoter holding below 75% (MPS compliance)</w:t>
+            </w:r>
+          </w:p>
+        </w:tc>
+        <w:tc>
+          <w:tcPr>
+            <w:tcW w:type="dxa" w:w="2400"/>
+          </w:tcPr>
+          <w:p>
+            <w:r>
+              <w:rPr>
+                <w:b w:val="false"/>
+                <w:bCs w:val="false"/>
+                <w:sz w:val="18"/>
+                <w:szCs w:val="18"/>
+              </w:rPr>
+              <w:t xml:space="preserve">Rs 700 Cr QIP closed Aug 2026 at Rs 609; promoter now 76.62%</w:t>
+            </w:r>
+          </w:p>
+        </w:tc>
+        <w:tc>
+          <w:tcPr>
+            <w:tcW w:type="dxa" w:w="900"/>
+          </w:tcPr>
+          <w:p>
+            <w:r>
+              <w:rPr>
+                <w:b w:val="false"/>
+                <w:bCs w:val="false"/>
+                <w:sz w:val="18"/>
+                <w:szCs w:val="18"/>
+              </w:rPr>
+              <w:t xml:space="preserve">12M</w:t>
+            </w:r>
+          </w:p>
+        </w:tc>
+        <w:tc>
+          <w:tcPr>
+            <w:tcW w:type="dxa" w:w="1200"/>
+          </w:tcPr>
+          <w:p>
+            <w:r>
+              <w:rPr>
+                <w:b w:val="false"/>
+                <w:bCs w:val="false"/>
+                <w:sz w:val="18"/>
+                <w:szCs w:val="18"/>
+              </w:rPr>
+              <w:t xml:space="preserve">commercial</w:t>
+            </w:r>
+          </w:p>
+        </w:tc>
+        <w:tc>
+          <w:tcPr>
+            <w:tcW w:type="dxa" w:w="800"/>
+          </w:tcPr>
+          <w:p>
+            <w:r>
+              <w:rPr>
+                <w:b w:val="false"/>
+                <w:bCs w:val="false"/>
+                <w:sz w:val="18"/>
+                <w:szCs w:val="18"/>
+              </w:rPr>
+              <w:t xml:space="preserve"/>
+            </w:r>
+          </w:p>
+        </w:tc>
+      </w:tr>
+      <w:tr>
+        <w:tc>
+          <w:tcPr>
+            <w:tcW w:type="dxa" w:w="1100"/>
+          </w:tcPr>
+          <w:p>
+            <w:r>
+              <w:rPr>
+                <w:b w:val="false"/>
+                <w:bCs w:val="false"/>
+                <w:sz w:val="18"/>
+                <w:szCs w:val="18"/>
+              </w:rPr>
+              <w:t xml:space="preserve">new_business</w:t>
+            </w:r>
+          </w:p>
+        </w:tc>
+        <w:tc>
+          <w:tcPr>
+            <w:tcW w:type="dxa" w:w="2600"/>
+          </w:tcPr>
+          <w:p>
+            <w:r>
+              <w:rPr>
+                <w:b w:val="false"/>
+                <w:bCs w:val="false"/>
+                <w:sz w:val="18"/>
+                <w:szCs w:val="18"/>
+              </w:rPr>
+              <w:t xml:space="preserve">Scale the higher-margin Lifestyle format (64 stores by 2029)</w:t>
+            </w:r>
+          </w:p>
+        </w:tc>
+        <w:tc>
+          <w:tcPr>
+            <w:tcW w:type="dxa" w:w="2400"/>
+          </w:tcPr>
+          <w:p>
+            <w:r>
+              <w:rPr>
+                <w:b w:val="false"/>
+                <w:bCs w:val="false"/>
+                <w:sz w:val="18"/>
+                <w:szCs w:val="18"/>
+              </w:rPr>
+              <w:t xml:space="preserve">18-20% gross margin now, target 30-35%</w:t>
+            </w:r>
+          </w:p>
+        </w:tc>
+        <w:tc>
+          <w:tcPr>
+            <w:tcW w:type="dxa" w:w="900"/>
+          </w:tcPr>
+          <w:p>
+            <w:r>
+              <w:rPr>
+                <w:b w:val="false"/>
+                <w:bCs w:val="false"/>
+                <w:sz w:val="18"/>
+                <w:szCs w:val="18"/>
+              </w:rPr>
+              <w:t xml:space="preserve">beyond</w:t>
+            </w:r>
+          </w:p>
+        </w:tc>
+        <w:tc>
+          <w:tcPr>
+            <w:tcW w:type="dxa" w:w="1200"/>
+          </w:tcPr>
+          <w:p>
+            <w:r>
+              <w:rPr>
+                <w:b w:val="false"/>
+                <w:bCs w:val="false"/>
+                <w:sz w:val="18"/>
+                <w:szCs w:val="18"/>
+              </w:rPr>
+              <w:t xml:space="preserve">action</w:t>
+            </w:r>
+          </w:p>
+        </w:tc>
+        <w:tc>
+          <w:tcPr>
+            <w:tcW w:type="dxa" w:w="800"/>
+          </w:tcPr>
+          <w:p>
+            <w:r>
+              <w:rPr>
+                <w:b w:val="false"/>
+                <w:bCs w:val="false"/>
+                <w:sz w:val="18"/>
+                <w:szCs w:val="18"/>
+              </w:rPr>
+              <w:t xml:space="preserve"/>
+            </w:r>
+          </w:p>
+        </w:tc>
+      </w:tr>
+    </w:tbl>
+    <w:p>
+      <w:pPr>
+        <w:spacing w:after="60" w:before="120"/>
+      </w:pPr>
+      <w:r>
+        <w:rPr>
+          <w:b/>
+          <w:bCs/>
+          <w:sz w:val="20"/>
+          <w:szCs w:val="20"/>
+        </w:rPr>
+        <w:t xml:space="preserve">Earnings chain: </w:t>
+      </w:r>
+      <w:r>
+        <w:rPr>
+          <w:b w:val="false"/>
+          <w:bCs w:val="false"/>
+          <w:sz w:val="20"/>
+          <w:szCs w:val="20"/>
+        </w:rPr>
+        <w:t xml:space="preserve">gold-price tailwind + organized-retail SSSG (46%)</w:t>
+      </w:r>
+      <w:r>
+        <w:rPr>
+          <w:color w:val="666666"/>
+          <w:sz w:val="20"/>
+          <w:szCs w:val="20"/>
+        </w:rPr>
+        <w:t xml:space="preserve"> → </w:t>
+      </w:r>
+      <w:r>
+        <w:rPr>
+          <w:b w:val="false"/>
+          <w:bCs w:val="false"/>
+          <w:sz w:val="20"/>
+          <w:szCs w:val="20"/>
+        </w:rPr>
+        <w:t xml:space="preserve">aggressive store additions (78 -&gt; 177)</w:t>
+      </w:r>
+      <w:r>
+        <w:rPr>
+          <w:color w:val="666666"/>
+          <w:sz w:val="20"/>
+          <w:szCs w:val="20"/>
+        </w:rPr>
+        <w:t xml:space="preserve"> → </w:t>
+      </w:r>
+      <w:r>
+        <w:rPr>
+          <w:b w:val="false"/>
+          <w:bCs w:val="false"/>
+          <w:sz w:val="20"/>
+          <w:szCs w:val="20"/>
+        </w:rPr>
+        <w:t xml:space="preserve">studded / Lifestyle mix improvement</w:t>
+      </w:r>
+      <w:r>
+        <w:rPr>
+          <w:color w:val="666666"/>
+          <w:sz w:val="20"/>
+          <w:szCs w:val="20"/>
+        </w:rPr>
+        <w:t xml:space="preserve"> → </w:t>
+      </w:r>
+      <w:r>
+        <w:rPr>
+          <w:b w:val="false"/>
+          <w:bCs w:val="false"/>
+          <w:sz w:val="20"/>
+          <w:szCs w:val="20"/>
+        </w:rPr>
+        <w:t xml:space="preserve">operating leverage on the COCO store base</w:t>
+      </w:r>
+      <w:r>
+        <w:rPr>
+          <w:color w:val="666666"/>
+          <w:sz w:val="20"/>
+          <w:szCs w:val="20"/>
+        </w:rPr>
+        <w:t xml:space="preserve"> → </w:t>
+      </w:r>
+      <w:r>
+        <w:rPr>
+          <w:b w:val="false"/>
+          <w:bCs w:val="false"/>
+          <w:sz w:val="20"/>
+          <w:szCs w:val="20"/>
+        </w:rPr>
+        <w:t xml:space="preserve">hedging normalisation (removes the gold-price-gain distortion)</w:t>
+      </w:r>
+      <w:r>
+        <w:rPr>
+          <w:color w:val="666666"/>
+          <w:sz w:val="20"/>
+          <w:szCs w:val="20"/>
+        </w:rPr>
+        <w:t xml:space="preserve"> → </w:t>
+      </w:r>
+      <w:r>
+        <w:rPr>
+          <w:b w:val="false"/>
+          <w:bCs w:val="false"/>
+          <w:sz w:val="20"/>
+          <w:szCs w:val="20"/>
+        </w:rPr>
+        <w:t xml:space="preserve">EBITDA margin toward ~7-8%</w:t>
+      </w:r>
+      <w:r>
+        <w:rPr>
+          <w:color w:val="666666"/>
+          <w:sz w:val="20"/>
+          <w:szCs w:val="20"/>
+        </w:rPr>
+        <w:t xml:space="preserve"> → </w:t>
+      </w:r>
+      <w:r>
+        <w:rPr>
+          <w:b w:val="false"/>
+          <w:bCs w:val="false"/>
+          <w:sz w:val="20"/>
+          <w:szCs w:val="20"/>
+        </w:rPr>
+        <w:t xml:space="preserve">PAT / FCF (operating cash flow currently ~ -Rs 700 Cr)</w:t>
+      </w:r>
+    </w:p>
+    <w:p>
+      <w:pPr>
+        <w:spacing w:after="120"/>
+      </w:pPr>
+      <w:r>
+        <w:rPr>
+          <w:color w:val="666666"/>
+          <w:sz w:val="18"/>
+          <w:szCs w:val="18"/>
+        </w:rPr>
+        <w:t xml:space="preserve">Bottleneck link: working-capital / gold-inventory funding (CFO ~ -Rs 700 Cr FY26).</w:t>
+      </w:r>
+    </w:p>
+    <w:p>
+      <w:pPr>
+        <w:spacing w:after="120"/>
+      </w:pPr>
+      <w:r>
+        <w:rPr>
+          <w:color w:val="666666"/>
+          <w:sz w:val="18"/>
+          <w:szCs w:val="18"/>
+        </w:rPr>
+        <w:t xml:space="preserve">Operating leverage: unclear -- reported margin expansion is partly gold-price hedging gains; management guides ex-hedging PAT margin flat at ~4.1-4.25%, and rising FOCO mix (~2.5% margin) offsets scale benefits</w:t>
+      </w:r>
+    </w:p>
+    <w:p>
+      <w:pPr>
+        <w:spacing w:after="120"/>
+      </w:pPr>
+      <w:r>
+        <w:rPr>
+          <w:color w:val="666666"/>
+          <w:sz w:val="18"/>
+          <w:szCs w:val="18"/>
+        </w:rPr>
+        <w:t xml:space="preserve">Evidenced: gold-price tailwind + organized-retail SSSG (46%); aggressive store additions (78 -&gt; 177); studded / Lifestyle mix improvement. Still assumed: operating leverage on the COCO store base; hedging normalisation (removes the gold-price-gain distortion); EBITDA margin toward ~7-8%; PAT / FCF (operating cash flow currently ~ -Rs 700 Cr).</w:t>
+      </w:r>
+    </w:p>
+    <w:p>
+      <w:pPr>
+        <w:spacing w:after="120"/>
+      </w:pPr>
+      <w:r>
+        <w:rPr>
+          <w:b/>
+          <w:bCs/>
+          <w:sz w:val="20"/>
+          <w:szCs w:val="20"/>
+        </w:rPr>
+        <w:t xml:space="preserve">Market expectation vs. our path:</w:t>
+      </w:r>
+    </w:p>
+    <w:tbl>
+      <w:tblPr>
+        <w:tblW w:type="dxa" w:w="9000"/>
+        <w:tblBorders>
+          <w:top w:val="single" w:color="auto" w:sz="4"/>
+          <w:left w:val="single" w:color="auto" w:sz="4"/>
+          <w:bottom w:val="single" w:color="auto" w:sz="4"/>
+          <w:right w:val="single" w:color="auto" w:sz="4"/>
+          <w:insideH w:val="single" w:color="auto" w:sz="4"/>
+          <w:insideV w:val="single" w:color="auto" w:sz="4"/>
+        </w:tblBorders>
+      </w:tblPr>
+      <w:tblGrid>
+        <w:gridCol w:w="3200"/>
+        <w:gridCol w:w="5800"/>
+      </w:tblGrid>
+      <w:tr>
+        <w:tc>
+          <w:tcPr>
+            <w:tcW w:type="dxa" w:w="3200"/>
+            <w:shd w:fill="F2F2F2" w:val="clear"/>
+          </w:tcPr>
+          <w:p>
+            <w:r>
+              <w:rPr>
+                <w:b/>
+                <w:bCs/>
+              </w:rPr>
+              <w:t xml:space="preserve">As of</w:t>
+            </w:r>
+          </w:p>
+        </w:tc>
+        <w:tc>
+          <w:tcPr>
+            <w:tcW w:type="dxa" w:w="5800"/>
+          </w:tcPr>
+          <w:p>
+            <w:r>
+              <w:t xml:space="preserve">2026-09-08</w:t>
+            </w:r>
+          </w:p>
+        </w:tc>
+      </w:tr>
+      <w:tr>
+        <w:tc>
+          <w:tcPr>
+            <w:tcW w:type="dxa" w:w="3200"/>
+            <w:shd w:fill="F2F2F2" w:val="clear"/>
+          </w:tcPr>
+          <w:p>
+            <w:r>
+              <w:rPr>
+                <w:b/>
+                <w:bCs/>
+              </w:rPr>
+              <w:t xml:space="preserve">Price / multiple</w:t>
+            </w:r>
+          </w:p>
+        </w:tc>
+        <w:tc>
+          <w:tcPr>
+            <w:tcW w:type="dxa" w:w="5800"/>
+          </w:tcPr>
+          <w:p>
+            <w:r>
+              <w:t xml:space="preserve">Rs 627 · 20.6x P/E · 15x EV/EBITDA</w:t>
+            </w:r>
+          </w:p>
+        </w:tc>
+      </w:tr>
+      <w:tr>
+        <w:tc>
+          <w:tcPr>
+            <w:tcW w:type="dxa" w:w="3200"/>
+            <w:shd w:fill="F2F2F2" w:val="clear"/>
+          </w:tcPr>
+          <w:p>
+            <w:r>
+              <w:rPr>
+                <w:b/>
+                <w:bCs/>
+              </w:rPr>
+              <w:t xml:space="preserve">Right valuation lens</w:t>
+            </w:r>
+          </w:p>
+        </w:tc>
+        <w:tc>
+          <w:tcPr>
+            <w:tcW w:type="dxa" w:w="5800"/>
+          </w:tcPr>
+          <w:p>
+            <w:r>
+              <w:t xml:space="preserve">P/E</w:t>
+            </w:r>
+          </w:p>
+        </w:tc>
+      </w:tr>
+      <w:tr>
+        <w:tc>
+          <w:tcPr>
+            <w:tcW w:type="dxa" w:w="3200"/>
+            <w:shd w:fill="F2F2F2" w:val="clear"/>
+          </w:tcPr>
+          <w:p>
+            <w:r>
+              <w:rPr>
+                <w:b/>
+                <w:bCs/>
+              </w:rPr>
+              <w:t xml:space="preserve">Price implies</w:t>
+            </w:r>
+          </w:p>
+        </w:tc>
+        <w:tc>
+          <w:tcPr>
+            <w:tcW w:type="dxa" w:w="5800"/>
+          </w:tcPr>
+          <w:p>
+            <w:r>
+              <w:t xml:space="preserve">~21x trailing P/E (on hedging-gain-inflated earnings; ~25x on the ex-gains PAT margin) implies ~20-25% EPS CAGR FY26-28 against a ~22-25x retail exit -- achievable on the store rollout + SSSG, but the price assumes clean, fully-hedged earnings that the disclosure record does not yet support</w:t>
+            </w:r>
+          </w:p>
+        </w:tc>
+      </w:tr>
+      <w:tr>
+        <w:tc>
+          <w:tcPr>
+            <w:tcW w:type="dxa" w:w="3200"/>
+            <w:shd w:fill="F2F2F2" w:val="clear"/>
+          </w:tcPr>
+          <w:p>
+            <w:r>
+              <w:rPr>
+                <w:b/>
+                <w:bCs/>
+              </w:rPr>
+              <w:t xml:space="preserve">Our FY27</w:t>
+            </w:r>
+          </w:p>
+        </w:tc>
+        <w:tc>
+          <w:tcPr>
+            <w:tcW w:type="dxa" w:w="5800"/>
+          </w:tcPr>
+          <w:p>
+            <w:r>
+              <w:t xml:space="preserve">revenue Rs 13,500-14,500 Cr (+25-35%, gold-price + store-led), EBITDA margin ~7%, ex-hedging PAT margin ~4.1-4.25%, reported PAT Rs 450-520 Cr</w:t>
+            </w:r>
+          </w:p>
+        </w:tc>
+      </w:tr>
+      <w:tr>
+        <w:tc>
+          <w:tcPr>
+            <w:tcW w:type="dxa" w:w="3200"/>
+            <w:shd w:fill="F2F2F2" w:val="clear"/>
+          </w:tcPr>
+          <w:p>
+            <w:r>
+              <w:rPr>
+                <w:b/>
+                <w:bCs/>
+              </w:rPr>
+              <w:t xml:space="preserve">Our FY28</w:t>
+            </w:r>
+          </w:p>
+        </w:tc>
+        <w:tc>
+          <w:tcPr>
+            <w:tcW w:type="dxa" w:w="5800"/>
+          </w:tcPr>
+          <w:p>
+            <w:r>
+              <w:t xml:space="preserve">revenue Rs 16,000-18,000 Cr as the store base compounds; margin ~7-7.5% with Lifestyle mix helping, offset by FOCO; PAT Rs 550-680 Cr -- growth real but cash-hungry and gold-price-sensitive</w:t>
+            </w:r>
+          </w:p>
+        </w:tc>
+      </w:tr>
+      <w:tr>
+        <w:tc>
+          <w:tcPr>
+            <w:tcW w:type="dxa" w:w="3200"/>
+            <w:shd w:fill="F2F2F2" w:val="clear"/>
+          </w:tcPr>
+          <w:p>
+            <w:r>
+              <w:rPr>
+                <w:b/>
+                <w:bCs/>
+              </w:rPr>
+              <w:t xml:space="preserve">Gap direction</w:t>
+            </w:r>
+          </w:p>
+        </w:tc>
+        <w:tc>
+          <w:tcPr>
+            <w:tcW w:type="dxa" w:w="5800"/>
+          </w:tcPr>
+          <w:p>
+            <w:r>
+              <w:t xml:space="preserve">priced-in</w:t>
+            </w:r>
+          </w:p>
+        </w:tc>
+      </w:tr>
+      <w:tr>
+        <w:tc>
+          <w:tcPr>
+            <w:tcW w:type="dxa" w:w="3200"/>
+            <w:shd w:fill="F2F2F2" w:val="clear"/>
+          </w:tcPr>
+          <w:p>
+            <w:r>
+              <w:rPr>
+                <w:b/>
+                <w:bCs/>
+              </w:rPr>
+              <w:t xml:space="preserve">Gap type</w:t>
+            </w:r>
+          </w:p>
+        </w:tc>
+        <w:tc>
+          <w:tcPr>
+            <w:tcW w:type="dxa" w:w="5800"/>
+          </w:tcPr>
+          <w:p>
+            <w:r>
+              <w:t xml:space="preserve">margin</w:t>
+            </w:r>
+          </w:p>
+        </w:tc>
+      </w:tr>
+      <w:tr>
+        <w:tc>
+          <w:tcPr>
+            <w:tcW w:type="dxa" w:w="3200"/>
+            <w:shd w:fill="F2F2F2" w:val="clear"/>
+          </w:tcPr>
+          <w:p>
+            <w:r>
+              <w:rPr>
+                <w:b/>
+                <w:bCs/>
+              </w:rPr>
+              <w:t xml:space="preserve">Gap magnitude</w:t>
+            </w:r>
+          </w:p>
+        </w:tc>
+        <w:tc>
+          <w:tcPr>
+            <w:tcW w:type="dxa" w:w="5800"/>
+          </w:tcPr>
+          <w:p>
+            <w:r>
+              <w:t xml:space="preserve">not estimable</w:t>
+            </w:r>
+          </w:p>
+        </w:tc>
+      </w:tr>
+      <w:tr>
+        <w:tc>
+          <w:tcPr>
+            <w:tcW w:type="dxa" w:w="3200"/>
+            <w:shd w:fill="F2F2F2" w:val="clear"/>
+          </w:tcPr>
+          <w:p>
+            <w:r>
+              <w:rPr>
+                <w:b/>
+                <w:bCs/>
+              </w:rPr>
+              <w:t xml:space="preserve">Gap basis</w:t>
+            </w:r>
+          </w:p>
+        </w:tc>
+        <w:tc>
+          <w:tcPr>
+            <w:tcW w:type="dxa" w:w="5800"/>
+          </w:tcPr>
+          <w:p>
+            <w:r>
+              <w:t xml:space="preserve">the multiple broadly matches a 20-25% EPS-CAGR store-rollout path; the gap is earnings quality (hedging-gain contribution, deeply negative operating cash flow) and management credibility, not the growth rate</w:t>
+            </w:r>
+          </w:p>
+        </w:tc>
+      </w:tr>
+      <w:tr>
+        <w:tc>
+          <w:tcPr>
+            <w:tcW w:type="dxa" w:w="3200"/>
+            <w:shd w:fill="F2F2F2" w:val="clear"/>
+          </w:tcPr>
+          <w:p>
+            <w:r>
+              <w:rPr>
+                <w:b/>
+                <w:bCs/>
+              </w:rPr>
+              <w:t xml:space="preserve">Evidence quality</w:t>
+            </w:r>
+          </w:p>
+        </w:tc>
+        <w:tc>
+          <w:tcPr>
+            <w:tcW w:type="dxa" w:w="5800"/>
+          </w:tcPr>
+          <w:p>
+            <w:r>
+              <w:t xml:space="preserve">monitor</w:t>
+            </w:r>
+          </w:p>
+        </w:tc>
+      </w:tr>
+    </w:tbl>
+    <w:p>
+      <w:pPr>
+        <w:spacing w:after="120"/>
+      </w:pPr>
+      <w:r>
+        <w:rPr>
+          <w:i/>
+          <w:iCs/>
+          <w:color w:val="666666"/>
+          <w:sz w:val="16"/>
+          <w:szCs w:val="16"/>
+        </w:rPr>
+        <w:t xml:space="preserve">no broker consensus; implied path is a reverse-P/E estimate + screener.in forward figures + VP thread view</w:t>
+      </w:r>
+    </w:p>
+    <w:p>
+      <w:pPr>
+        <w:spacing w:after="120" w:before="120"/>
+      </w:pPr>
+      <w:r>
+        <w:rPr>
+          <w:b/>
+          <w:bCs/>
+          <w:sz w:val="20"/>
+          <w:szCs w:val="20"/>
+        </w:rPr>
+        <w:t xml:space="preserve">Catalyst: </w:t>
+      </w:r>
+      <w:r>
+        <w:rPr>
+          <w:sz w:val="20"/>
+          <w:szCs w:val="20"/>
+        </w:rPr>
+        <w:t xml:space="preserve">2-3 quarters of consistent, transparent hedging disclosure at 80%+ with ex-hedging PAT margin holding ~4.1-4.25%, plus operating cash flow turning less negative as the store base matures</w:t>
+      </w:r>
+      <w:r>
+        <w:rPr>
+          <w:color w:val="666666"/>
+          <w:sz w:val="18"/>
+          <w:szCs w:val="18"/>
+        </w:rPr>
+        <w:t xml:space="preserve"> (window ~9M from 2026-09-08; undated; evidence low; pending)</w:t>
       </w:r>
     </w:p>
     <w:p>
@@ -287,7 +2065,7 @@
         <w:spacing w:after="120" w:before="280"/>
       </w:pPr>
       <w:r>
-        <w:t xml:space="preserve">BSE Corporate Actions / Other Red Flags</w:t>
+        <w:t xml:space="preserve">Ishmohit-Lens Checks (value chain · earnings quality · growth trajectory · management · quality metrics · track record · global-signal check)</w:t>
       </w:r>
     </w:p>
     <w:p>
@@ -295,7 +2073,719 @@
         <w:spacing w:after="120"/>
       </w:pPr>
       <w:r>
-        <w:t xml:space="preserve">Promoters (currently &gt;75%) plan to dilute via QIP within ~15 months to comply with the 75% maximum promoter shareholding norm - flagged by the community as dilution, not a stake sale, and therefore not treated as a governance red flag by itself.</w:t>
+        <w:rPr>
+          <w:i/>
+          <w:iCs/>
+          <w:color w:val="666666"/>
+          <w:sz w:val="18"/>
+          <w:szCs w:val="18"/>
+        </w:rPr>
+        <w:t xml:space="preserve">Extra checks drawn from @ishmohit1 / SOIC methodology (playbook/ishmohit-soic-style.md): where the company sits in its value chain and what the supply side is doing, whether a margin/PAT inflection is structural or a cyclical peak, the rate-of-change of growth vs. what the multiple demands, and management quality as a positive attribute.</w:t>
+      </w:r>
+    </w:p>
+    <w:p>
+      <w:pPr>
+        <w:spacing w:after="120"/>
+      </w:pPr>
+      <w:r>
+        <w:rPr>
+          <w:b/>
+          <w:bCs/>
+          <w:sz w:val="20"/>
+          <w:szCs w:val="20"/>
+        </w:rPr>
+        <w:t xml:space="preserve">Value chain &amp; supply side:</w:t>
+      </w:r>
+    </w:p>
+    <w:tbl>
+      <w:tblPr>
+        <w:tblW w:type="dxa" w:w="9000"/>
+        <w:tblBorders>
+          <w:top w:val="single" w:color="auto" w:sz="4"/>
+          <w:left w:val="single" w:color="auto" w:sz="4"/>
+          <w:bottom w:val="single" w:color="auto" w:sz="4"/>
+          <w:right w:val="single" w:color="auto" w:sz="4"/>
+          <w:insideH w:val="single" w:color="auto" w:sz="4"/>
+          <w:insideV w:val="single" w:color="auto" w:sz="4"/>
+        </w:tblBorders>
+      </w:tblPr>
+      <w:tblGrid>
+        <w:gridCol w:w="3200"/>
+        <w:gridCol w:w="5800"/>
+      </w:tblGrid>
+      <w:tr>
+        <w:tc>
+          <w:tcPr>
+            <w:tcW w:type="dxa" w:w="3200"/>
+            <w:shd w:fill="F2F2F2" w:val="clear"/>
+          </w:tcPr>
+          <w:p>
+            <w:r>
+              <w:rPr>
+                <w:b/>
+                <w:bCs/>
+              </w:rPr>
+              <w:t xml:space="preserve">Theme</w:t>
+            </w:r>
+          </w:p>
+        </w:tc>
+        <w:tc>
+          <w:tcPr>
+            <w:tcW w:type="dxa" w:w="5800"/>
+          </w:tcPr>
+          <w:p>
+            <w:r>
+              <w:t xml:space="preserve">organized jewellery retail formalization -- regional (Maharashtra / Goa / MP / UP) share shift from unorganized to branded</w:t>
+            </w:r>
+          </w:p>
+        </w:tc>
+      </w:tr>
+      <w:tr>
+        <w:tc>
+          <w:tcPr>
+            <w:tcW w:type="dxa" w:w="3200"/>
+            <w:shd w:fill="F2F2F2" w:val="clear"/>
+          </w:tcPr>
+          <w:p>
+            <w:r>
+              <w:rPr>
+                <w:b/>
+                <w:bCs/>
+              </w:rPr>
+              <w:t xml:space="preserve">This company's position</w:t>
+            </w:r>
+          </w:p>
+        </w:tc>
+        <w:tc>
+          <w:tcPr>
+            <w:tcW w:type="dxa" w:w="5800"/>
+          </w:tcPr>
+          <w:p>
+            <w:r>
+              <w:t xml:space="preserve">Maharashtra's #2 jewellery retail brand (190-year-old PNG name); 78 stores across COCO, FOCO and higher-margin Lifestyle formats</w:t>
+            </w:r>
+          </w:p>
+        </w:tc>
+      </w:tr>
+      <w:tr>
+        <w:tc>
+          <w:tcPr>
+            <w:tcW w:type="dxa" w:w="3200"/>
+            <w:shd w:fill="F2F2F2" w:val="clear"/>
+          </w:tcPr>
+          <w:p>
+            <w:r>
+              <w:rPr>
+                <w:b/>
+                <w:bCs/>
+              </w:rPr>
+              <w:t xml:space="preserve">Bottleneck node (pricing power)</w:t>
+            </w:r>
+          </w:p>
+        </w:tc>
+        <w:tc>
+          <w:tcPr>
+            <w:tcW w:type="dxa" w:w="5800"/>
+          </w:tcPr>
+          <w:p>
+            <w:r>
+              <w:t xml:space="preserve">gold-inventory / working-capital funding; store execution in new geographies</w:t>
+            </w:r>
+          </w:p>
+        </w:tc>
+      </w:tr>
+      <w:tr>
+        <w:tc>
+          <w:tcPr>
+            <w:tcW w:type="dxa" w:w="3200"/>
+            <w:shd w:fill="F2F2F2" w:val="clear"/>
+          </w:tcPr>
+          <w:p>
+            <w:r>
+              <w:rPr>
+                <w:b/>
+                <w:bCs/>
+              </w:rPr>
+              <w:t xml:space="preserve">Supply-side status</w:t>
+            </w:r>
+          </w:p>
+        </w:tc>
+        <w:tc>
+          <w:tcPr>
+            <w:tcW w:type="dxa" w:w="5800"/>
+          </w:tcPr>
+          <w:p>
+            <w:r>
+              <w:t xml:space="preserve">adding</w:t>
+            </w:r>
+          </w:p>
+        </w:tc>
+      </w:tr>
+      <w:tr>
+        <w:tc>
+          <w:tcPr>
+            <w:tcW w:type="dxa" w:w="3200"/>
+            <w:shd w:fill="F2F2F2" w:val="clear"/>
+          </w:tcPr>
+          <w:p>
+            <w:r>
+              <w:rPr>
+                <w:b/>
+                <w:bCs/>
+              </w:rPr>
+              <w:t xml:space="preserve">Adjacent-node peers</w:t>
+            </w:r>
+          </w:p>
+        </w:tc>
+        <w:tc>
+          <w:tcPr>
+            <w:tcW w:type="dxa" w:w="5800"/>
+          </w:tcPr>
+          <w:p>
+            <w:r>
+              <w:t xml:space="preserve">Kalyan Jewellers, Titan (Tanishq), Senco Gold, Thangamayil Jewellery</w:t>
+            </w:r>
+          </w:p>
+        </w:tc>
+      </w:tr>
+    </w:tbl>
+    <w:p>
+      <w:pPr>
+        <w:spacing w:after="120"/>
+      </w:pPr>
+      <w:r>
+        <w:rPr>
+          <w:color w:val="666666"/>
+          <w:sz w:val="18"/>
+          <w:szCs w:val="18"/>
+        </w:rPr>
+        <w:t xml:space="preserve">The organized-retail land grab is genuine but crowded -- Kalyan, Titan, Senco and Thangamayil are all expanding aggressively into the same shift. PNG's edge is a deep regional brand and design; it is 'adding' capacity into a competitive format race, so the moat is regional trust, not structural.</w:t>
+      </w:r>
+    </w:p>
+    <w:p>
+      <w:pPr>
+        <w:spacing w:after="60" w:before="120"/>
+      </w:pPr>
+      <w:r>
+        <w:rPr>
+          <w:b/>
+          <w:bCs/>
+          <w:sz w:val="20"/>
+          <w:szCs w:val="20"/>
+        </w:rPr>
+        <w:t xml:space="preserve">Earnings quality: </w:t>
+      </w:r>
+      <w:r>
+        <w:rPr>
+          <w:sz w:val="20"/>
+          <w:szCs w:val="20"/>
+        </w:rPr>
+        <w:t xml:space="preserve">margin driver mixed</w:t>
+      </w:r>
+      <w:r>
+        <w:rPr>
+          <w:b/>
+          <w:bCs/>
+          <w:color w:val="A32020"/>
+          <w:sz w:val="20"/>
+          <w:szCs w:val="20"/>
+        </w:rPr>
+        <w:t xml:space="preserve">  — PEAK-MARGIN RISK: do not capitalise current margins</w:t>
+      </w:r>
+    </w:p>
+    <w:p>
+      <w:pPr>
+        <w:spacing w:after="120"/>
+      </w:pPr>
+      <w:r>
+        <w:rPr>
+          <w:color w:val="666666"/>
+          <w:sz w:val="18"/>
+          <w:szCs w:val="18"/>
+        </w:rPr>
+        <w:t xml:space="preserve">Drivers: gold-price appreciation inflating ticket sizes and, via unhedged inventory, reported profit (~Rs 80-90 Cr of FY26 PAT); organized-retail SSSG (46% in Q1 FY27); studded / Lifestyle mix improvement (studded 10.9%, Lifestyle 33%); operating leverage on a growing COCO store base.</w:t>
+      </w:r>
+    </w:p>
+    <w:p>
+      <w:pPr>
+        <w:spacing w:after="120"/>
+      </w:pPr>
+      <w:r>
+        <w:rPr>
+          <w:color w:val="666666"/>
+          <w:sz w:val="18"/>
+          <w:szCs w:val="18"/>
+        </w:rPr>
+        <w:t xml:space="preserve">Reported FY26 PAT included an estimated Rs 80-90 Cr of unhedged-inventory gold-price gains (~20% of PAT). Management guides ex-hedging PAT margin flat at ~4.1-4.25% and hedging up to 80%+, so reported profitability overstates the operating run-rate; rising FOCO mix (~2.5% margin) is a further forward drag.</w:t>
+      </w:r>
+    </w:p>
+    <w:p>
+      <w:pPr>
+        <w:spacing w:after="60" w:before="120"/>
+      </w:pPr>
+      <w:r>
+        <w:rPr>
+          <w:b/>
+          <w:bCs/>
+          <w:sz w:val="20"/>
+          <w:szCs w:val="20"/>
+        </w:rPr>
+        <w:t xml:space="preserve">Growth trajectory: </w:t>
+      </w:r>
+      <w:r>
+        <w:rPr>
+          <w:b w:val="false"/>
+          <w:bCs w:val="false"/>
+          <w:sz w:val="20"/>
+          <w:szCs w:val="20"/>
+        </w:rPr>
+        <w:t xml:space="preserve">YoY growth rate is accelerating</w:t>
+      </w:r>
+    </w:p>
+    <w:p>
+      <w:pPr>
+        <w:spacing w:after="120"/>
+      </w:pPr>
+      <w:r>
+        <w:rPr>
+          <w:color w:val="666666"/>
+          <w:sz w:val="18"/>
+          <w:szCs w:val="18"/>
+        </w:rPr>
+        <w:t xml:space="preserve">revenue YoY: FY24 +35%, FY25 +25%, FY26 +42%, Q1 FY27 +41%; retail SSSG 46% in Q1 FY27. Growth is genuine but a large part of ticket-size inflation is the gold price, and the store rollout adds base.</w:t>
+      </w:r>
+    </w:p>
+    <w:p>
+      <w:pPr>
+        <w:spacing w:after="120"/>
+      </w:pPr>
+      <w:r>
+        <w:rPr>
+          <w:color w:val="666666"/>
+          <w:sz w:val="18"/>
+          <w:szCs w:val="18"/>
+        </w:rPr>
+        <w:t xml:space="preserve">Reverse P/E: ~21x reported (~25x ex gold-price gains) needs a ~20-25% EPS CAGR FY26-28; the store rollout + SSSG can deliver the topline, but clean (fully-hedged) EPS growth is slower than the reported figure and cash conversion is deeply negative.</w:t>
+      </w:r>
+    </w:p>
+    <w:p>
+      <w:pPr>
+        <w:spacing w:after="120"/>
+      </w:pPr>
+      <w:r>
+        <w:rPr>
+          <w:b/>
+          <w:bCs/>
+          <w:sz w:val="20"/>
+          <w:szCs w:val="20"/>
+        </w:rPr>
+        <w:t xml:space="preserve">Management quality (TVGP's "P"):</w:t>
+      </w:r>
+    </w:p>
+    <w:tbl>
+      <w:tblPr>
+        <w:tblW w:type="dxa" w:w="9000"/>
+        <w:tblBorders>
+          <w:top w:val="single" w:color="auto" w:sz="4"/>
+          <w:left w:val="single" w:color="auto" w:sz="4"/>
+          <w:bottom w:val="single" w:color="auto" w:sz="4"/>
+          <w:right w:val="single" w:color="auto" w:sz="4"/>
+          <w:insideH w:val="single" w:color="auto" w:sz="4"/>
+          <w:insideV w:val="single" w:color="auto" w:sz="4"/>
+        </w:tblBorders>
+      </w:tblPr>
+      <w:tblGrid>
+        <w:gridCol w:w="3200"/>
+        <w:gridCol w:w="5800"/>
+      </w:tblGrid>
+      <w:tr>
+        <w:tc>
+          <w:tcPr>
+            <w:tcW w:type="dxa" w:w="3200"/>
+            <w:shd w:fill="F2F2F2" w:val="clear"/>
+          </w:tcPr>
+          <w:p>
+            <w:r>
+              <w:rPr>
+                <w:b/>
+                <w:bCs/>
+              </w:rPr>
+              <w:t xml:space="preserve">Assessment</w:t>
+            </w:r>
+          </w:p>
+        </w:tc>
+        <w:tc>
+          <w:tcPr>
+            <w:tcW w:type="dxa" w:w="5800"/>
+          </w:tcPr>
+          <w:p>
+            <w:r>
+              <w:t xml:space="preserve">concern</w:t>
+            </w:r>
+          </w:p>
+        </w:tc>
+      </w:tr>
+      <w:tr>
+        <w:tc>
+          <w:tcPr>
+            <w:tcW w:type="dxa" w:w="3200"/>
+            <w:shd w:fill="F2F2F2" w:val="clear"/>
+          </w:tcPr>
+          <w:p>
+            <w:r>
+              <w:rPr>
+                <w:b/>
+                <w:bCs/>
+              </w:rPr>
+              <w:t xml:space="preserve">Capital allocation</w:t>
+            </w:r>
+          </w:p>
+        </w:tc>
+        <w:tc>
+          <w:tcPr>
+            <w:tcW w:type="dxa" w:w="5800"/>
+          </w:tcPr>
+          <w:p>
+            <w:r>
+              <w:t xml:space="preserve">All cash flow (and more) reinvested into store expansion; operating cash flow -Rs 675 Cr / -Rs 717 Cr in FY25/FY26 funded by debt, gold metal loans (~Rs 1,500-1,550 Cr total) and the Aug 2026 Rs 700 Cr QIP. Lifestyle format is a sensible margin-accretive move. No dividend. Returns (ROCE ~21%) are real but flattered by gold-price gains, and working-capital discipline is unproven at this scale. (neutral)</w:t>
+            </w:r>
+          </w:p>
+        </w:tc>
+      </w:tr>
+      <w:tr>
+        <w:tc>
+          <w:tcPr>
+            <w:tcW w:type="dxa" w:w="3200"/>
+            <w:shd w:fill="F2F2F2" w:val="clear"/>
+          </w:tcPr>
+          <w:p>
+            <w:r>
+              <w:rPr>
+                <w:b/>
+                <w:bCs/>
+              </w:rPr>
+              <w:t xml:space="preserve">Related-party trend</w:t>
+            </w:r>
+          </w:p>
+        </w:tc>
+        <w:tc>
+          <w:tcPr>
+            <w:tcW w:type="dxa" w:w="5800"/>
+          </w:tcPr>
+          <w:p>
+            <w:r>
+              <w:t xml:space="preserve">unclear</w:t>
+            </w:r>
+          </w:p>
+        </w:tc>
+      </w:tr>
+      <w:tr>
+        <w:tc>
+          <w:tcPr>
+            <w:tcW w:type="dxa" w:w="3200"/>
+            <w:shd w:fill="F2F2F2" w:val="clear"/>
+          </w:tcPr>
+          <w:p>
+            <w:r>
+              <w:rPr>
+                <w:b/>
+                <w:bCs/>
+              </w:rPr>
+              <w:t xml:space="preserve">Guidance credibility</w:t>
+            </w:r>
+          </w:p>
+        </w:tc>
+        <w:tc>
+          <w:tcPr>
+            <w:tcW w:type="dxa" w:w="5800"/>
+          </w:tcPr>
+          <w:p>
+            <w:r>
+              <w:t xml:space="preserve">over-promises</w:t>
+            </w:r>
+          </w:p>
+        </w:tc>
+      </w:tr>
+      <w:tr>
+        <w:tc>
+          <w:tcPr>
+            <w:tcW w:type="dxa" w:w="3200"/>
+            <w:shd w:fill="F2F2F2" w:val="clear"/>
+          </w:tcPr>
+          <w:p>
+            <w:r>
+              <w:rPr>
+                <w:b/>
+                <w:bCs/>
+              </w:rPr>
+              <w:t xml:space="preserve">Shareholder returns</w:t>
+            </w:r>
+          </w:p>
+        </w:tc>
+        <w:tc>
+          <w:tcPr>
+            <w:tcW w:type="dxa" w:w="5800"/>
+          </w:tcPr>
+          <w:p>
+            <w:r>
+              <w:t xml:space="preserve">none</w:t>
+            </w:r>
+          </w:p>
+        </w:tc>
+      </w:tr>
+      <w:tr>
+        <w:tc>
+          <w:tcPr>
+            <w:tcW w:type="dxa" w:w="3200"/>
+            <w:shd w:fill="F2F2F2" w:val="clear"/>
+          </w:tcPr>
+          <w:p>
+            <w:r>
+              <w:rPr>
+                <w:b/>
+                <w:bCs/>
+              </w:rPr>
+              <w:t xml:space="preserve">Capability ladder / VAP</w:t>
+            </w:r>
+          </w:p>
+        </w:tc>
+        <w:tc>
+          <w:tcPr>
+            <w:tcW w:type="dxa" w:w="5800"/>
+          </w:tcPr>
+          <w:p>
+            <w:r>
+              <w:t xml:space="preserve">Lifestyle format push -- studded ratio 33% now, target 50-60%, with 30-35% target gross margins vs ~12% legacy retail</w:t>
+            </w:r>
+          </w:p>
+        </w:tc>
+      </w:tr>
+    </w:tbl>
+    <w:p>
+      <w:pPr>
+        <w:spacing w:after="120"/>
+      </w:pPr>
+      <w:r>
+        <w:rPr>
+          <w:b/>
+          <w:bCs/>
+          <w:sz w:val="20"/>
+          <w:szCs w:val="20"/>
+        </w:rPr>
+        <w:t xml:space="preserve">Quality metrics (ROCE · debt · FCF · margin · capex):</w:t>
+      </w:r>
+    </w:p>
+    <w:tbl>
+      <w:tblPr>
+        <w:tblW w:type="dxa" w:w="9000"/>
+        <w:tblBorders>
+          <w:top w:val="single" w:color="auto" w:sz="4"/>
+          <w:left w:val="single" w:color="auto" w:sz="4"/>
+          <w:bottom w:val="single" w:color="auto" w:sz="4"/>
+          <w:right w:val="single" w:color="auto" w:sz="4"/>
+          <w:insideH w:val="single" w:color="auto" w:sz="4"/>
+          <w:insideV w:val="single" w:color="auto" w:sz="4"/>
+        </w:tblBorders>
+      </w:tblPr>
+      <w:tblGrid>
+        <w:gridCol w:w="3200"/>
+        <w:gridCol w:w="5800"/>
+      </w:tblGrid>
+      <w:tr>
+        <w:tc>
+          <w:tcPr>
+            <w:tcW w:type="dxa" w:w="3200"/>
+            <w:shd w:fill="F2F2F2" w:val="clear"/>
+          </w:tcPr>
+          <w:p>
+            <w:r>
+              <w:rPr>
+                <w:b/>
+                <w:bCs/>
+              </w:rPr>
+              <w:t xml:space="preserve">Assessment</w:t>
+            </w:r>
+          </w:p>
+        </w:tc>
+        <w:tc>
+          <w:tcPr>
+            <w:tcW w:type="dxa" w:w="5800"/>
+          </w:tcPr>
+          <w:p>
+            <w:r>
+              <w:t xml:space="preserve">concern</w:t>
+            </w:r>
+          </w:p>
+        </w:tc>
+      </w:tr>
+      <w:tr>
+        <w:tc>
+          <w:tcPr>
+            <w:tcW w:type="dxa" w:w="3200"/>
+            <w:shd w:fill="F2F2F2" w:val="clear"/>
+          </w:tcPr>
+          <w:p>
+            <w:r>
+              <w:rPr>
+                <w:b/>
+                <w:bCs/>
+              </w:rPr>
+              <w:t xml:space="preserve">ROCE</w:t>
+            </w:r>
+          </w:p>
+        </w:tc>
+        <w:tc>
+          <w:tcPr>
+            <w:tcW w:type="dxa" w:w="5800"/>
+          </w:tcPr>
+          <w:p>
+            <w:r>
+              <w:t xml:space="preserve">20.9% (improving)</w:t>
+            </w:r>
+          </w:p>
+        </w:tc>
+      </w:tr>
+      <w:tr>
+        <w:tc>
+          <w:tcPr>
+            <w:tcW w:type="dxa" w:w="3200"/>
+            <w:shd w:fill="F2F2F2" w:val="clear"/>
+          </w:tcPr>
+          <w:p>
+            <w:r>
+              <w:rPr>
+                <w:b/>
+                <w:bCs/>
+              </w:rPr>
+              <w:t xml:space="preserve">Leverage</w:t>
+            </w:r>
+          </w:p>
+        </w:tc>
+        <w:tc>
+          <w:tcPr>
+            <w:tcW w:type="dxa" w:w="5800"/>
+          </w:tcPr>
+          <w:p>
+            <w:r>
+              <w:t xml:space="preserve">Net debt/EBITDA 2x</w:t>
+            </w:r>
+          </w:p>
+        </w:tc>
+      </w:tr>
+      <w:tr>
+        <w:tc>
+          <w:tcPr>
+            <w:tcW w:type="dxa" w:w="3200"/>
+            <w:shd w:fill="F2F2F2" w:val="clear"/>
+          </w:tcPr>
+          <w:p>
+            <w:r>
+              <w:rPr>
+                <w:b/>
+                <w:bCs/>
+              </w:rPr>
+              <w:t xml:space="preserve">FCF conversion</w:t>
+            </w:r>
+          </w:p>
+        </w:tc>
+        <w:tc>
+          <w:tcPr>
+            <w:tcW w:type="dxa" w:w="5800"/>
+          </w:tcPr>
+          <w:p>
+            <w:r>
+              <w:t xml:space="preserve">-130%</w:t>
+            </w:r>
+          </w:p>
+        </w:tc>
+      </w:tr>
+      <w:tr>
+        <w:tc>
+          <w:tcPr>
+            <w:tcW w:type="dxa" w:w="3200"/>
+            <w:shd w:fill="F2F2F2" w:val="clear"/>
+          </w:tcPr>
+          <w:p>
+            <w:r>
+              <w:rPr>
+                <w:b/>
+                <w:bCs/>
+              </w:rPr>
+              <w:t xml:space="preserve">Margin trend</w:t>
+            </w:r>
+          </w:p>
+        </w:tc>
+        <w:tc>
+          <w:tcPr>
+            <w:tcW w:type="dxa" w:w="5800"/>
+          </w:tcPr>
+          <w:p>
+            <w:r>
+              <w:t xml:space="preserve">expanding</w:t>
+            </w:r>
+          </w:p>
+        </w:tc>
+      </w:tr>
+      <w:tr>
+        <w:tc>
+          <w:tcPr>
+            <w:tcW w:type="dxa" w:w="3200"/>
+            <w:shd w:fill="F2F2F2" w:val="clear"/>
+          </w:tcPr>
+          <w:p>
+            <w:r>
+              <w:rPr>
+                <w:b/>
+                <w:bCs/>
+              </w:rPr>
+              <w:t xml:space="preserve">Capex efficiency</w:t>
+            </w:r>
+          </w:p>
+        </w:tc>
+        <w:tc>
+          <w:tcPr>
+            <w:tcW w:type="dxa" w:w="5800"/>
+          </w:tcPr>
+          <w:p>
+            <w:r>
+              <w:t xml:space="preserve">neutral</w:t>
+            </w:r>
+          </w:p>
+        </w:tc>
+      </w:tr>
+    </w:tbl>
+    <w:p>
+      <w:pPr>
+        <w:spacing w:after="60" w:before="120"/>
+      </w:pPr>
+      <w:r>
+        <w:rPr>
+          <w:b/>
+          <w:bCs/>
+          <w:sz w:val="20"/>
+          <w:szCs w:val="20"/>
+        </w:rPr>
+        <w:t xml:space="preserve">Track record (Coffee Can persistence check): </w:t>
+      </w:r>
+      <w:r>
+        <w:rPr>
+          <w:sz w:val="20"/>
+          <w:szCs w:val="20"/>
+        </w:rPr>
+        <w:t xml:space="preserve">cleared revenue growth ≥10% AND ROCE ≥15% in 2 of the last 3 years (consistency_score 67)</w:t>
+      </w:r>
+    </w:p>
+    <w:p>
+      <w:pPr>
+        <w:spacing w:after="120"/>
+      </w:pPr>
+      <w:r>
+        <w:rPr>
+          <w:color w:val="666666"/>
+          <w:sz w:val="18"/>
+          <w:szCs w:val="18"/>
+        </w:rPr>
+        <w:t xml:space="preserve">FY24-FY26 verifiable from the RHP + annual reports. FY24: revenue +35% but ROCE borderline (~14-16%, pre-scale) -&gt; not cleared. FY25: revenue +25% and ROCE ~18-20% -&gt; cleared. FY26: revenue +42% and ROCE ~21% -&gt; cleared, but FY26 earnings are inflated by ~Rs 80-90 Cr of unhedged gold-price gains, so the 'cleared' count overstates underlying consistency. Only ~2 years of clean post-IPO history.</w:t>
       </w:r>
     </w:p>
     <w:p>
@@ -304,59 +2794,15 @@
         <w:spacing w:after="120" w:before="280"/>
       </w:pPr>
       <w:r>
-        <w:t xml:space="preserve">Bull Case</w:t>
-      </w:r>
-    </w:p>
-    <w:p>
-      <w:pPr>
-        <w:pStyle w:val="ListParagraph"/>
-        <w:numPr>
-          <w:ilvl w:val="0"/>
-          <w:numId w:val="1"/>
-        </w:numPr>
-        <w:spacing w:after="60"/>
-      </w:pPr>
-      <w:r>
-        <w:t xml:space="preserve">Genuine organized-retail growth story: aggressive, funded store-expansion plan (53 -&gt; 150 stores by FY28) in a large, under-penetrated regional jewellery market</w:t>
-      </w:r>
-    </w:p>
-    <w:p>
-      <w:pPr>
-        <w:pStyle w:val="ListParagraph"/>
-        <w:numPr>
-          <w:ilvl w:val="0"/>
-          <w:numId w:val="1"/>
-        </w:numPr>
-        <w:spacing w:after="60"/>
-      </w:pPr>
-      <w:r>
-        <w:t xml:space="preserve">Valuation gap versus listed peers (Kalyan, Thangamayil) on P/E, P/S and P/BV noted repeatedly by the community as of early 2026</w:t>
-      </w:r>
-    </w:p>
-    <w:p>
-      <w:pPr>
-        <w:pStyle w:val="ListParagraph"/>
-        <w:numPr>
-          <w:ilvl w:val="0"/>
-          <w:numId w:val="1"/>
-        </w:numPr>
-        <w:spacing w:after="60"/>
-      </w:pPr>
-      <w:r>
-        <w:t xml:space="preserve">Q1 FY27 concall (Jul 2026) showed management giving materially more detailed, credible hedging disclosure than prior quarters - an early sign of improved transparency</w:t>
-      </w:r>
-    </w:p>
-    <w:p>
-      <w:pPr>
-        <w:pStyle w:val="ListParagraph"/>
-        <w:numPr>
-          <w:ilvl w:val="0"/>
-          <w:numId w:val="1"/>
-        </w:numPr>
-        <w:spacing w:after="60"/>
-      </w:pPr>
-      <w:r>
-        <w:t xml:space="preserve">Strong reported ROE/ROCE (~20%) and manageable leverage (D/E 0.53)</w:t>
+        <w:t xml:space="preserve">Technical Read (Weekly / Monthly MACD + Bollinger Bands, or RSI/CCI/Williams %R proxy)</w:t>
+      </w:r>
+    </w:p>
+    <w:p>
+      <w:pPr>
+        <w:spacing w:after="120"/>
+      </w:pPr>
+      <w:r>
+        <w:t xml:space="preserve">Not independently pulled this pass.</w:t>
       </w:r>
     </w:p>
     <w:p>
@@ -365,72 +2811,36 @@
         <w:spacing w:after="120" w:before="280"/>
       </w:pPr>
       <w:r>
-        <w:t xml:space="preserve">Bear Case / Key Risks</w:t>
-      </w:r>
-    </w:p>
-    <w:p>
-      <w:pPr>
-        <w:pStyle w:val="ListParagraph"/>
-        <w:numPr>
-          <w:ilvl w:val="0"/>
-          <w:numId w:val="1"/>
-        </w:numPr>
-        <w:spacing w:after="60"/>
-      </w:pPr>
-      <w:r>
-        <w:t xml:space="preserve">Documented, multi-quarter inconsistency between management's stated gold-hedging position ("100% hedged" in FY25 calls) and the actual ~70% hedged position admitted later - this is a real, community-flagged credibility problem, not a one-off misunderstanding</w:t>
-      </w:r>
-    </w:p>
-    <w:p>
-      <w:pPr>
-        <w:pStyle w:val="ListParagraph"/>
-        <w:numPr>
-          <w:ilvl w:val="0"/>
-          <w:numId w:val="1"/>
-        </w:numPr>
-        <w:spacing w:after="60"/>
-      </w:pPr>
-      <w:r>
-        <w:t xml:space="preserve">Estimated Rs 80-90 Cr of FY26 PAT attributable to unhedged-inventory gold-price gains rather than core operating performance - reported margins/growth are not fully clean</w:t>
-      </w:r>
-    </w:p>
-    <w:p>
-      <w:pPr>
-        <w:pStyle w:val="ListParagraph"/>
-        <w:numPr>
-          <w:ilvl w:val="0"/>
-          <w:numId w:val="1"/>
-        </w:numPr>
-        <w:spacing w:after="60"/>
-      </w:pPr>
-      <w:r>
-        <w:t xml:space="preserve">No trusted-roster user has made a conviction call on this name; the most engaged trusted participant (murali603) has been a persistent critic of management disclosure quality, not a buyer</w:t>
-      </w:r>
-    </w:p>
-    <w:p>
-      <w:pPr>
-        <w:pStyle w:val="ListParagraph"/>
-        <w:numPr>
-          <w:ilvl w:val="0"/>
-          <w:numId w:val="1"/>
-        </w:numPr>
-        <w:spacing w:after="60"/>
-      </w:pPr>
-      <w:r>
-        <w:t xml:space="preserve">Margins structurally pressured further as FOCO-format stores (lower ~2.5% margin) become the majority of new FY27 openings</w:t>
-      </w:r>
-    </w:p>
-    <w:p>
-      <w:pPr>
-        <w:pStyle w:val="ListParagraph"/>
-        <w:numPr>
-          <w:ilvl w:val="0"/>
-          <w:numId w:val="1"/>
-        </w:numPr>
-        <w:spacing w:after="60"/>
-      </w:pPr>
-      <w:r>
-        <w:t xml:space="preserve">One community post explicitly floated (and another dismissed) the theory that management is inflating results to support the stock price ahead of the planned promoter QIP dilution</w:t>
+        <w:t xml:space="preserve">ValuePickr Community Signal</w:t>
+      </w:r>
+    </w:p>
+    <w:p>
+      <w:pPr>
+        <w:spacing w:after="120"/>
+      </w:pPr>
+      <w:r>
+        <w:t xml:space="preserve">Read 50 of 157 available posts (most recent, of 162 total) spanning Jul 2025 to Jul 2026. Sentiment arc: initial excitement over an aggressive 150-store FY28 expansion plan and strong Q2 FY26 results (revenue +9%, PAT +127% YoY) through mid-2025 -&gt; a sharp, sustained credibility crisis starting May 2026 when Q4 FY26 margin compression was explained by management in a way multiple posters (led by murali603) found inconsistent with prior "100% hedged" claims -&gt; an admission in the Q3FY25 concall transcript that hedging was actually ~70%, not 100% as previously stated -&gt; a community consensus view (explicitly stated by one poster, Jun 2026) that "management has not been very honest with the guidance" -&gt; partial rebuild of trust in the most recent Jul 2026 Q1FY27 concall, where management gave more detailed hedging disclosure (current hedging 70%, targeting 80% by Q3).</w:t>
+      </w:r>
+    </w:p>
+    <w:p>
+      <w:pPr>
+        <w:spacing w:after="120"/>
+      </w:pPr>
+      <w:r>
+        <w:rPr>
+          <w:b/>
+          <w:bCs/>
+          <w:sz w:val="20"/>
+          <w:szCs w:val="20"/>
+        </w:rPr>
+        <w:t xml:space="preserve">High-conviction call from a top contributor: </w:t>
+      </w:r>
+      <w:r>
+        <w:rPr>
+          <w:sz w:val="20"/>
+          <w:szCs w:val="20"/>
+        </w:rPr>
+        <w:t xml:space="preserve">murali603 (trusted) was the dominant, highly-engaged voice through the credibility episode - repeatedly pressed management via direct investor-relations emails and public posts, calling the Q4 margin explanation a "cooked story" and flagging the hedging-disclosure inconsistency directly. This is sustained critical scrutiny, not a conviction/buy call. ranvir and RocketMan (both trusted) posted only informational results summaries, no conviction language.</w:t>
       </w:r>
     </w:p>
     <w:p>
@@ -439,6 +2849,184 @@
         <w:spacing w:after="120" w:before="280"/>
       </w:pPr>
       <w:r>
+        <w:t xml:space="preserve">BSE Corporate Actions / Other Red Flags</w:t>
+      </w:r>
+    </w:p>
+    <w:p>
+      <w:pPr>
+        <w:spacing w:after="120"/>
+      </w:pPr>
+      <w:r>
+        <w:t xml:space="preserve">Promoters (currently &gt;75%) plan to dilute via QIP within ~15 months to comply with the 75% maximum promoter shareholding norm - flagged by the community as dilution, not a stake sale, and therefore not treated as a governance red flag by itself.</w:t>
+      </w:r>
+    </w:p>
+    <w:p>
+      <w:pPr>
+        <w:pStyle w:val="Heading1"/>
+        <w:spacing w:after="120" w:before="280"/>
+      </w:pPr>
+      <w:r>
+        <w:t xml:space="preserve">Bull Case</w:t>
+      </w:r>
+    </w:p>
+    <w:p>
+      <w:pPr>
+        <w:pStyle w:val="ListParagraph"/>
+        <w:numPr>
+          <w:ilvl w:val="0"/>
+          <w:numId w:val="1"/>
+        </w:numPr>
+        <w:spacing w:after="60"/>
+      </w:pPr>
+      <w:r>
+        <w:t xml:space="preserve">Genuine organized-retail growth: 46% retail SSSG in Q1 FY27, ~34% revenue CAGR FY23-26, and a funded 78 -&gt; 177-store plan in an under-penetrated regional market</w:t>
+      </w:r>
+    </w:p>
+    <w:p>
+      <w:pPr>
+        <w:pStyle w:val="ListParagraph"/>
+        <w:numPr>
+          <w:ilvl w:val="0"/>
+          <w:numId w:val="1"/>
+        </w:numPr>
+        <w:spacing w:after="60"/>
+      </w:pPr>
+      <w:r>
+        <w:t xml:space="preserve">Rs 700 Cr QIP closed Aug 2026 (institutionally subscribed at only a ~5% discount) deleverages the balance sheet and validates the equity story despite the hedging controversy</w:t>
+      </w:r>
+    </w:p>
+    <w:p>
+      <w:pPr>
+        <w:pStyle w:val="ListParagraph"/>
+        <w:numPr>
+          <w:ilvl w:val="0"/>
+          <w:numId w:val="1"/>
+        </w:numPr>
+        <w:spacing w:after="60"/>
+      </w:pPr>
+      <w:r>
+        <w:t xml:space="preserve">Higher-margin Lifestyle format (33% studded ratio now, targeting 50-60% and 30-35% gross margins) is a real mix-up lever vs ~12% legacy retail</w:t>
+      </w:r>
+    </w:p>
+    <w:p>
+      <w:pPr>
+        <w:pStyle w:val="ListParagraph"/>
+        <w:numPr>
+          <w:ilvl w:val="0"/>
+          <w:numId w:val="1"/>
+        </w:numPr>
+        <w:spacing w:after="60"/>
+      </w:pPr>
+      <w:r>
+        <w:t xml:space="preserve">Q1 FY27 concall gave materially more detailed hedging disclosure than prior quarters -- an early sign of improved transparency</w:t>
+      </w:r>
+    </w:p>
+    <w:p>
+      <w:pPr>
+        <w:pStyle w:val="ListParagraph"/>
+        <w:numPr>
+          <w:ilvl w:val="0"/>
+          <w:numId w:val="1"/>
+        </w:numPr>
+        <w:spacing w:after="60"/>
+      </w:pPr>
+      <w:r>
+        <w:t xml:space="preserve">Valuation discount to Kalyan/Titan on P/E and P/B; reported ROE/ROCE ~20%+</w:t>
+      </w:r>
+    </w:p>
+    <w:p>
+      <w:pPr>
+        <w:pStyle w:val="Heading1"/>
+        <w:spacing w:after="120" w:before="280"/>
+      </w:pPr>
+      <w:r>
+        <w:t xml:space="preserve">Bear Case / Key Risks</w:t>
+      </w:r>
+    </w:p>
+    <w:p>
+      <w:pPr>
+        <w:pStyle w:val="ListParagraph"/>
+        <w:numPr>
+          <w:ilvl w:val="0"/>
+          <w:numId w:val="1"/>
+        </w:numPr>
+        <w:spacing w:after="60"/>
+      </w:pPr>
+      <w:r>
+        <w:t xml:space="preserve">Documented multi-quarter credibility problem: management claimed '100% hedged' in FY25 calls vs ~70% actual, with ~Rs 80-90 Cr of FY26 PAT (~20%) from unhedged gold-price gains -- reported profitability is not clean</w:t>
+      </w:r>
+    </w:p>
+    <w:p>
+      <w:pPr>
+        <w:pStyle w:val="ListParagraph"/>
+        <w:numPr>
+          <w:ilvl w:val="0"/>
+          <w:numId w:val="1"/>
+        </w:numPr>
+        <w:spacing w:after="60"/>
+      </w:pPr>
+      <w:r>
+        <w:t xml:space="preserve">Operating cash flow deeply negative (-Rs 675 Cr FY25, -Rs 717 Cr FY26) -- the store rollout is a working-capital sink funded by debt, gold metal loans and equity</w:t>
+      </w:r>
+    </w:p>
+    <w:p>
+      <w:pPr>
+        <w:pStyle w:val="ListParagraph"/>
+        <w:numPr>
+          <w:ilvl w:val="0"/>
+          <w:numId w:val="1"/>
+        </w:numPr>
+        <w:spacing w:after="60"/>
+      </w:pPr>
+      <w:r>
+        <w:t xml:space="preserve">The most engaged trusted VP user (murali603) has been a persistent critic of disclosure quality, calling the Q4 FY26 explanation a 'cooked story' -- no trusted user has made a buy call</w:t>
+      </w:r>
+    </w:p>
+    <w:p>
+      <w:pPr>
+        <w:pStyle w:val="ListParagraph"/>
+        <w:numPr>
+          <w:ilvl w:val="0"/>
+          <w:numId w:val="1"/>
+        </w:numPr>
+        <w:spacing w:after="60"/>
+      </w:pPr>
+      <w:r>
+        <w:t xml:space="preserve">Forward margins pressured: management guides ex-hedging PAT margin flat at ~4.1-4.25%, and FOCO-format stores (~2.5% margin) become the majority of new openings</w:t>
+      </w:r>
+    </w:p>
+    <w:p>
+      <w:pPr>
+        <w:pStyle w:val="ListParagraph"/>
+        <w:numPr>
+          <w:ilvl w:val="0"/>
+          <w:numId w:val="1"/>
+        </w:numPr>
+        <w:spacing w:after="60"/>
+      </w:pPr>
+      <w:r>
+        <w:t xml:space="preserve">Total debt (incl GML) ~Rs 1,500-1,550 Cr and no dividend; deleveraging is a multi-year plan</w:t>
+      </w:r>
+    </w:p>
+    <w:p>
+      <w:pPr>
+        <w:pStyle w:val="ListParagraph"/>
+        <w:numPr>
+          <w:ilvl w:val="0"/>
+          <w:numId w:val="1"/>
+        </w:numPr>
+        <w:spacing w:after="60"/>
+      </w:pPr>
+      <w:r>
+        <w:t xml:space="preserve">A community poster floated that results may have been managed to support the stock ahead of the (now completed) promoter QIP</w:t>
+      </w:r>
+    </w:p>
+    <w:p>
+      <w:pPr>
+        <w:pStyle w:val="Heading1"/>
+        <w:spacing w:after="120" w:before="280"/>
+      </w:pPr>
+      <w:r>
         <w:t xml:space="preserve">Market-Cap Tier (informational — not a gate in this project)</w:t>
       </w:r>
     </w:p>
@@ -451,7 +3039,7 @@
           <w:b/>
           <w:bCs/>
         </w:rPr>
-        <w:t xml:space="preserve">Small/Mid-cap (~Rs 8,971 Cr)</w:t>
+        <w:t xml:space="preserve">Small/Mid-cap (~Rs 9,230 Cr)</w:t>
       </w:r>
     </w:p>
     <w:p>
@@ -479,6 +3067,34 @@
     </w:p>
     <w:p>
       <w:pPr>
+        <w:spacing w:after="120"/>
+      </w:pPr>
+      <w:r>
+        <w:rPr>
+          <w:color w:val="666666"/>
+          <w:sz w:val="20"/>
+          <w:szCs w:val="20"/>
+        </w:rPr>
+        <w:t xml:space="preserve">4-box gate — tailwind: yes · TAM: yes · moat: weak · valuation: weak  (score 3 / 4)</w:t>
+      </w:r>
+    </w:p>
+    <w:p>
+      <w:pPr>
+        <w:spacing w:after="120"/>
+      </w:pPr>
+      <w:r>
+        <w:rPr>
+          <w:i/>
+          <w:iCs/>
+          <w:color w:val="666666"/>
+          <w:sz w:val="20"/>
+          <w:szCs w:val="20"/>
+        </w:rPr>
+        <w:t xml:space="preserve">Tailwind yes: organized-retail formalization of a large, under-penetrated regional jewellery market. Tam yes: 78 -&gt; 177 stores by 2029, well below Kalyan/Titan penetration, plus a Lifestyle-format mix-up lever. Moat weak: strong 190-year regional brand but no national moat, and FOCO (~2.5% margin) dilutes the format economics. Valuation weak: ~20x reported P/E is below peers but sits on hedging-gain-inflated earnings (~25x ex-gains) with deeply negative operating cash flow and a live management-credibility overhang. Score 3.0 -&gt; 10x label permitted; conviction Low on the credibility + cash-conversion concerns.</w:t>
+      </w:r>
+    </w:p>
+    <w:p>
+      <w:pPr>
         <w:pStyle w:val="Heading1"/>
         <w:spacing w:after="120" w:before="280"/>
       </w:pPr>
@@ -497,46 +3113,72 @@
           <w:sz w:val="24"/>
           <w:szCs w:val="24"/>
         </w:rPr>
-        <w:t xml:space="preserve">Real regional-retail growth story, but a documented management-disclosure credibility problem is the dominant recent narrative, not the growth story</w:t>
-      </w:r>
-    </w:p>
-    <w:p>
-      <w:pPr>
-        <w:pStyle w:val="ListParagraph"/>
-        <w:numPr>
-          <w:ilvl w:val="0"/>
-          <w:numId w:val="1"/>
-        </w:numPr>
-        <w:spacing w:after="60"/>
-      </w:pPr>
-      <w:r>
-        <w:t xml:space="preserve">Fundamentals (20% ROE/ROCE, strong revenue growth, valuation discount to peers) would otherwise support a constructive small-cap growth thesis</w:t>
-      </w:r>
-    </w:p>
-    <w:p>
-      <w:pPr>
-        <w:pStyle w:val="ListParagraph"/>
-        <w:numPr>
-          <w:ilvl w:val="0"/>
-          <w:numId w:val="1"/>
-        </w:numPr>
-        <w:spacing w:after="60"/>
-      </w:pPr>
-      <w:r>
-        <w:t xml:space="preserve">The gold-hedging disclosure inconsistency is a genuine, well-documented (not speculative) governance/credibility concern flagged by the most engaged trusted community member across several consecutive quarters - this alone should cap conviction meaningfully until 2-3 more quarters of consistent, transparent disclosure are observed</w:t>
-      </w:r>
-    </w:p>
-    <w:p>
-      <w:pPr>
-        <w:pStyle w:val="ListParagraph"/>
-        <w:numPr>
-          <w:ilvl w:val="0"/>
-          <w:numId w:val="1"/>
-        </w:numPr>
-        <w:spacing w:after="60"/>
-      </w:pPr>
-      <w:r>
-        <w:t xml:space="preserve">thesis_fit is marked 10x-in-2-3-years on growth-story merits, but conviction is held Low given the unresolved credibility overhang - this should be revisited once the post-Q1FY27 disclosure improvement is confirmed or reversed</w:t>
+        <w:t xml:space="preserve">Real regional-retail growth (46% SSSG, funded 177-store plan) but reported profit is flattered by gold-price gains, operating cash flow is deeply negative, and a documented management-disclosure credibility problem caps conviction at Low</w:t>
+      </w:r>
+    </w:p>
+    <w:p>
+      <w:pPr>
+        <w:pStyle w:val="ListParagraph"/>
+        <w:numPr>
+          <w:ilvl w:val="0"/>
+          <w:numId w:val="1"/>
+        </w:numPr>
+        <w:spacing w:after="60"/>
+      </w:pPr>
+      <w:r>
+        <w:t xml:space="preserve">four_box score 3.0 (tailwind + tam yes: under-penetrated organized jewellery retail, 78 -&gt; 177 stores; moat + valuation weak) keeps 10x-in-2-3-years permitted on growth-story merits</w:t>
+      </w:r>
+    </w:p>
+    <w:p>
+      <w:pPr>
+        <w:pStyle w:val="ListParagraph"/>
+        <w:numPr>
+          <w:ilvl w:val="0"/>
+          <w:numId w:val="1"/>
+        </w:numPr>
+        <w:spacing w:after="60"/>
+      </w:pPr>
+      <w:r>
+        <w:t xml:space="preserve">But the deep read confirms the dominant recent narrative is credibility, not growth: '100% hedged' claims vs ~70% actual, ~Rs 80-90 Cr of FY26 PAT from unhedged gold-price gains, and sustained trusted-user (murali603) criticism of the Q4 FY26 explanation</w:t>
+      </w:r>
+    </w:p>
+    <w:p>
+      <w:pPr>
+        <w:pStyle w:val="ListParagraph"/>
+        <w:numPr>
+          <w:ilvl w:val="0"/>
+          <w:numId w:val="1"/>
+        </w:numPr>
+        <w:spacing w:after="60"/>
+      </w:pPr>
+      <w:r>
+        <w:t xml:space="preserve">New this pass: operating cash flow was -Rs 675 Cr (FY25) and -Rs 717 Cr (FY26) -- the rollout is a working-capital sink funded by debt + gold metal loans + the Aug 2026 Rs 700 Cr QIP; ex-hedging PAT margin is guided flat at ~4.1-4.25% with FOCO mix rising</w:t>
+      </w:r>
+    </w:p>
+    <w:p>
+      <w:pPr>
+        <w:pStyle w:val="ListParagraph"/>
+        <w:numPr>
+          <w:ilvl w:val="0"/>
+          <w:numId w:val="1"/>
+        </w:numPr>
+        <w:spacing w:after="60"/>
+      </w:pPr>
+      <w:r>
+        <w:t xml:space="preserve">Positives that stop a downgrade: the QIP closed at only a ~5% discount with institutional take-up, Q1 FY27 hedging disclosure improved, and SSSG/demand are genuinely strong</w:t>
+      </w:r>
+    </w:p>
+    <w:p>
+      <w:pPr>
+        <w:pStyle w:val="ListParagraph"/>
+        <w:numPr>
+          <w:ilvl w:val="0"/>
+          <w:numId w:val="1"/>
+        </w:numPr>
+        <w:spacing w:after="60"/>
+      </w:pPr>
+      <w:r>
+        <w:t xml:space="preserve">Conviction held at Low; no red-flag tier (no auditor/SEBI action, no promoter-holding collapse). Revisit after 2-3 quarters of consistent 80%+ hedging disclosure and less-negative operating cash flow</w:t>
       </w:r>
     </w:p>
     <w:p>

--- a/projects/valuepickr-open-screen/docs/P N Gadgil Jewellers.docx
+++ b/projects/valuepickr-open-screen/docs/P N Gadgil Jewellers.docx
@@ -3197,6 +3197,187 @@
           <w:szCs w:val="18"/>
         </w:rPr>
         <w:t xml:space="preserve">This is independent research and analysis for informational purposes only, not personalized financial or investment advice. Past multi-bagger performance and forum/social sentiment are not indicators of future returns. Do your own due diligence before investing.</w:t>
+      </w:r>
+    </w:p>
+    <w:p/>
+    <w:p>
+      <w:r>
+        <w:rPr>
+          <w:b/>
+          <w:sz w:val="28"/>
+        </w:rPr>
+        <w:t>🔄 RESEARCH UPDATE - 2026-10-05</w:t>
+      </w:r>
+    </w:p>
+    <w:p>
+      <w:r>
+        <w:rPr>
+          <w:b/>
+        </w:rPr>
+        <w:t>📊 Key Metrics:</w:t>
+      </w:r>
+    </w:p>
+    <w:p>
+      <w:pPr>
+        <w:ind w:left="360"/>
+      </w:pPr>
+      <w:r>
+        <w:t xml:space="preserve">  • Company: P N Gadgil Jewellers Ltd</w:t>
+      </w:r>
+    </w:p>
+    <w:p>
+      <w:pPr>
+        <w:ind w:left="360"/>
+      </w:pPr>
+      <w:r>
+        <w:t xml:space="preserve">  • Conviction: Low</w:t>
+      </w:r>
+    </w:p>
+    <w:p>
+      <w:pPr>
+        <w:ind w:left="360"/>
+      </w:pPr>
+      <w:r>
+        <w:t xml:space="preserve">  • Thesis: 10x-in-2-3-years</w:t>
+      </w:r>
+    </w:p>
+    <w:p>
+      <w:pPr>
+        <w:ind w:left="360"/>
+      </w:pPr>
+      <w:r>
+        <w:t xml:space="preserve">  • 4-Box Score: 3.0</w:t>
+      </w:r>
+    </w:p>
+    <w:p>
+      <w:pPr>
+        <w:ind w:left="360"/>
+      </w:pPr>
+      <w:r>
+        <w:t xml:space="preserve">  • Research Date: 2026-09-08</w:t>
+      </w:r>
+    </w:p>
+    <w:p>
+      <w:pPr>
+        <w:ind w:left="360"/>
+      </w:pPr>
+      <w:r>
+        <w:t xml:space="preserve">  • Red Flag: None</w:t>
+      </w:r>
+    </w:p>
+    <w:p/>
+    <w:p>
+      <w:r>
+        <w:rPr>
+          <w:b/>
+        </w:rPr>
+        <w:t>📝 Verdict:</w:t>
+      </w:r>
+    </w:p>
+    <w:p>
+      <w:pPr>
+        <w:ind w:left="360"/>
+      </w:pPr>
+      <w:r>
+        <w:t>Real regional-retail growth (46% SSSG, funded 177-store plan) but reported profit is flattered by gold-price gains, operating cash flow is deeply negative, and a documented management-disclosure credibility problem caps conviction at Low</w:t>
+      </w:r>
+    </w:p>
+    <w:p/>
+    <w:p>
+      <w:r>
+        <w:rPr>
+          <w:b/>
+        </w:rPr>
+        <w:t>📈 Bull Case:</w:t>
+      </w:r>
+    </w:p>
+    <w:p>
+      <w:pPr>
+        <w:ind w:left="360"/>
+      </w:pPr>
+      <w:r>
+        <w:t>Genuine organized-retail growth: 46% retail SSSG in Q1 FY27, ~34% revenue CAGR FY23-26, and a funded 78 -&gt; 177-store plan in an under-penetrated regional market</w:t>
+      </w:r>
+    </w:p>
+    <w:p>
+      <w:pPr>
+        <w:ind w:left="360"/>
+      </w:pPr>
+      <w:r>
+        <w:t>Rs 700 Cr QIP closed Aug 2026 (institutionally subscribed at only a ~5% discount) deleverages the balance sheet and validates the equity story despite the hedging controversy</w:t>
+      </w:r>
+    </w:p>
+    <w:p>
+      <w:pPr>
+        <w:ind w:left="360"/>
+      </w:pPr>
+      <w:r>
+        <w:t>Higher-margin Lifestyle format (33% studded ratio now, targeting 50-60% and 30-35% gross margins) is a real mix-up lever vs ~12% legacy retail</w:t>
+      </w:r>
+    </w:p>
+    <w:p>
+      <w:pPr>
+        <w:ind w:left="360"/>
+      </w:pPr>
+      <w:r>
+        <w:t>Q1 FY27 concall gave materially more detailed hedging disclosure than prior quarters -- an early sign of improved transparency</w:t>
+      </w:r>
+    </w:p>
+    <w:p>
+      <w:pPr>
+        <w:ind w:left="360"/>
+      </w:pPr>
+      <w:r>
+        <w:t>Valuation discount to Kalyan/Titan on P/E and P/B; reported ROE/ROCE ~20%+</w:t>
+      </w:r>
+    </w:p>
+    <w:p/>
+    <w:p>
+      <w:r>
+        <w:rPr>
+          <w:b/>
+        </w:rPr>
+        <w:t>📉 Bear Case:</w:t>
+      </w:r>
+    </w:p>
+    <w:p>
+      <w:pPr>
+        <w:ind w:left="360"/>
+      </w:pPr>
+      <w:r>
+        <w:t>Documented multi-quarter credibility problem: management claimed '100% hedged' in FY25 calls vs ~70% actual, with ~Rs 80-90 Cr of FY26 PAT (~20%) from unhedged gold-price gains -- reported profitability is not clean</w:t>
+      </w:r>
+    </w:p>
+    <w:p>
+      <w:pPr>
+        <w:ind w:left="360"/>
+      </w:pPr>
+      <w:r>
+        <w:t>Operating cash flow deeply negative (-Rs 675 Cr FY25, -Rs 717 Cr FY26) -- the store rollout is a working-capital sink funded by debt, gold metal loans and equity</w:t>
+      </w:r>
+    </w:p>
+    <w:p>
+      <w:pPr>
+        <w:ind w:left="360"/>
+      </w:pPr>
+      <w:r>
+        <w:t>The most engaged trusted VP user (murali603) has been a persistent critic of disclosure quality, calling the Q4 FY26 explanation a 'cooked story' -- no trusted user has made a buy call</w:t>
+      </w:r>
+    </w:p>
+    <w:p>
+      <w:pPr>
+        <w:ind w:left="360"/>
+      </w:pPr>
+      <w:r>
+        <w:t>Forward margins pressured: management guides ex-hedging PAT margin flat at ~4.1-4.25%, and FOCO-format stores (~2.5% margin) become the majority of new openings</w:t>
+      </w:r>
+    </w:p>
+    <w:p>
+      <w:pPr>
+        <w:ind w:left="360"/>
+      </w:pPr>
+      <w:r>
+        <w:t>Total debt (incl GML) ~Rs 1,500-1,550 Cr and no dividend; deleveraging is a multi-year plan</w:t>
       </w:r>
     </w:p>
     <w:sectPr>
